--- a/labs/lab03/report/report.docx
+++ b/labs/lab03/report/report.docx
@@ -7,6 +7,32 @@
         <w:pStyle w:val="Title"/>
       </w:pPr>
       <w:r>
+        <w:t xml:space="preserve">Отчет</w:t>
+      </w:r>
+      <w:r>
+        <w:t xml:space="preserve"> </w:t>
+      </w:r>
+      <w:r>
+        <w:t xml:space="preserve">о</w:t>
+      </w:r>
+      <w:r>
+        <w:t xml:space="preserve"> </w:t>
+      </w:r>
+      <w:r>
+        <w:t xml:space="preserve">лабораторной</w:t>
+      </w:r>
+      <w:r>
+        <w:t xml:space="preserve"> </w:t>
+      </w:r>
+      <w:r>
+        <w:t xml:space="preserve">работе</w:t>
+      </w:r>
+    </w:p>
+    <w:p>
+      <w:pPr>
+        <w:pStyle w:val="Subtitle"/>
+      </w:pPr>
+      <w:r>
         <w:t xml:space="preserve">Лабораторная</w:t>
       </w:r>
       <w:r>
@@ -19,45 +45,7 @@
         <w:t xml:space="preserve"> </w:t>
       </w:r>
       <w:r>
-        <w:t xml:space="preserve">№</w:t>
-      </w:r>
-      <w:r>
-        <w:t xml:space="preserve"> </w:t>
-      </w:r>
-      <w:r>
-        <w:t xml:space="preserve">3.</w:t>
-      </w:r>
-      <w:r>
-        <w:t xml:space="preserve"> </w:t>
-      </w:r>
-      <w:r>
-        <w:t xml:space="preserve">Markdown</w:t>
-      </w:r>
-    </w:p>
-    <w:p>
-      <w:pPr>
-        <w:pStyle w:val="Subtitle"/>
-      </w:pPr>
-      <w:r>
-        <w:t xml:space="preserve">Лабораторная</w:t>
-      </w:r>
-      <w:r>
-        <w:t xml:space="preserve"> </w:t>
-      </w:r>
-      <w:r>
-        <w:t xml:space="preserve">работа</w:t>
-      </w:r>
-      <w:r>
-        <w:t xml:space="preserve"> </w:t>
-      </w:r>
-      <w:r>
-        <w:t xml:space="preserve">№</w:t>
-      </w:r>
-      <w:r>
-        <w:t xml:space="preserve"> </w:t>
-      </w:r>
-      <w:r>
-        <w:t xml:space="preserve">3</w:t>
+        <w:t xml:space="preserve">№3</w:t>
       </w:r>
     </w:p>
     <w:p>
@@ -129,11 +117,17 @@
         <w:pStyle w:val="FirstParagraph"/>
       </w:pPr>
       <w:r>
-        <w:t xml:space="preserve">Научиться оформлять отчёты с помощью легковесного языка разметки Markdown.</w:t>
+        <w:t xml:space="preserve">Получение навыков настройки базовых и специальных прав доступа для групп пользо-</w:t>
+      </w:r>
+      <w:r>
+        <w:t xml:space="preserve"> </w:t>
+      </w:r>
+      <w:r>
+        <w:t xml:space="preserve">вателей в операционной системе типа Linux.</w:t>
       </w:r>
     </w:p>
     <w:bookmarkEnd w:id="20"/>
-    <w:bookmarkStart w:id="21" w:name="задание"/>
+    <w:bookmarkStart w:id="78" w:name="выполнение-лабораторной-работы"/>
     <w:p>
       <w:pPr>
         <w:pStyle w:val="Heading1"/>
@@ -148,7 +142,7 @@
         <w:tab/>
       </w:r>
       <w:r>
-        <w:t xml:space="preserve">Задание</w:t>
+        <w:t xml:space="preserve">Выполнение лабораторной работы</w:t>
       </w:r>
     </w:p>
     <w:p>
@@ -156,58 +150,7 @@
         <w:pStyle w:val="FirstParagraph"/>
       </w:pPr>
       <w:r>
-        <w:t xml:space="preserve">Сделайте отчёт по предыдущей лабораторной работе в формате Markdown.</w:t>
-      </w:r>
-      <w:r>
-        <w:t xml:space="preserve"> </w:t>
-      </w:r>
-      <w:r>
-        <w:t xml:space="preserve">В качестве отчёта просьба предоставить отчёты в 3 форматах: pdf, docx и md (в архиве,</w:t>
-      </w:r>
-      <w:r>
-        <w:t xml:space="preserve"> </w:t>
-      </w:r>
-      <w:r>
-        <w:t xml:space="preserve">поскольку он должен содержать скриншоты, Makefile и т.д.)</w:t>
-      </w:r>
-    </w:p>
-    <w:bookmarkEnd w:id="21"/>
-    <w:bookmarkStart w:id="31" w:name="выполнение-лабораторной-работы"/>
-    <w:p>
-      <w:pPr>
-        <w:pStyle w:val="Heading1"/>
-      </w:pPr>
-      <w:r>
-        <w:rPr>
-          <w:rStyle w:val="SectionNumber"/>
-        </w:rPr>
-        <w:t xml:space="preserve">3</w:t>
-      </w:r>
-      <w:r>
-        <w:tab/>
-      </w:r>
-      <w:r>
-        <w:t xml:space="preserve">Выполнение лабораторной работы</w:t>
-      </w:r>
-    </w:p>
-    <w:p>
-      <w:pPr>
-        <w:pStyle w:val="FirstParagraph"/>
-      </w:pPr>
-      <w:r>
-        <w:t xml:space="preserve">Для начала откроем файл отчета</w:t>
-      </w:r>
-      <w:r>
-        <w:t xml:space="preserve"> </w:t>
-      </w:r>
-      <w:r>
-        <w:t xml:space="preserve">“</w:t>
-      </w:r>
-      <w:r>
-        <w:t xml:space="preserve">report.md</w:t>
-      </w:r>
-      <w:r>
-        <w:t xml:space="preserve">”</w:t>
+        <w:t xml:space="preserve">Для начала откроем терминал и перейдем в учетную запись root в корневом каталоге создадим каталоги /data/main и /data/third (рис. 1).</w:t>
       </w:r>
     </w:p>
     <w:p>
@@ -217,20 +160,20 @@
       <w:r>
         <w:drawing>
           <wp:inline>
-            <wp:extent cx="3733800" cy="1196171"/>
+            <wp:extent cx="3733800" cy="408113"/>
             <wp:effectExtent b="0" l="0" r="0" t="0"/>
-            <wp:docPr descr="scr1" title="" id="23" name="Picture"/>
+            <wp:docPr descr="1" title="" id="22" name="Picture"/>
             <a:graphic>
               <a:graphicData uri="http://schemas.openxmlformats.org/drawingml/2006/picture">
                 <pic:pic>
                   <pic:nvPicPr>
-                    <pic:cNvPr descr="./image/1.jpg" id="24" name="Picture"/>
+                    <pic:cNvPr descr="image/1.png" id="23" name="Picture"/>
                     <pic:cNvPicPr>
                       <a:picLocks noChangeArrowheads="1" noChangeAspect="1"/>
                     </pic:cNvPicPr>
                   </pic:nvPicPr>
                   <pic:blipFill>
-                    <a:blip r:embed="rId22"/>
+                    <a:blip r:embed="rId21"/>
                     <a:stretch>
                       <a:fillRect/>
                     </a:stretch>
@@ -238,7 +181,7 @@
                   <pic:spPr bwMode="auto">
                     <a:xfrm>
                       <a:off x="0" y="0"/>
-                      <a:ext cx="3733800" cy="1196171"/>
+                      <a:ext cx="3733800" cy="408113"/>
                     </a:xfrm>
                     <a:prstGeom prst="rect">
                       <a:avLst/>
@@ -262,7 +205,7 @@
         <w:pStyle w:val="ImageCaption"/>
       </w:pPr>
       <w:r>
-        <w:t xml:space="preserve">Рис. 1: scr1</w:t>
+        <w:t xml:space="preserve">Рис. 1: 1</w:t>
       </w:r>
     </w:p>
     <w:p>
@@ -270,7 +213,7 @@
         <w:pStyle w:val="BodyText"/>
       </w:pPr>
       <w:r>
-        <w:t xml:space="preserve">Поменяем титульный лист, указав автора отчета по лабораторной работе</w:t>
+        <w:t xml:space="preserve">Затем меняем владельцев каталогов с root на main и third соответственно и проверяем это (рис. 2).</w:t>
       </w:r>
     </w:p>
     <w:p>
@@ -280,20 +223,20 @@
       <w:r>
         <w:drawing>
           <wp:inline>
-            <wp:extent cx="3733800" cy="1435127"/>
+            <wp:extent cx="3733800" cy="899710"/>
             <wp:effectExtent b="0" l="0" r="0" t="0"/>
-            <wp:docPr descr="scr2" title="" id="26" name="Picture"/>
+            <wp:docPr descr="2" title="" id="25" name="Picture"/>
             <a:graphic>
               <a:graphicData uri="http://schemas.openxmlformats.org/drawingml/2006/picture">
                 <pic:pic>
                   <pic:nvPicPr>
-                    <pic:cNvPr descr="./image/2.jpg" id="27" name="Picture"/>
+                    <pic:cNvPr descr="image/2.png" id="26" name="Picture"/>
                     <pic:cNvPicPr>
                       <a:picLocks noChangeArrowheads="1" noChangeAspect="1"/>
                     </pic:cNvPicPr>
                   </pic:nvPicPr>
                   <pic:blipFill>
-                    <a:blip r:embed="rId25"/>
+                    <a:blip r:embed="rId24"/>
                     <a:stretch>
                       <a:fillRect/>
                     </a:stretch>
@@ -301,7 +244,7 @@
                   <pic:spPr bwMode="auto">
                     <a:xfrm>
                       <a:off x="0" y="0"/>
-                      <a:ext cx="3733800" cy="1435127"/>
+                      <a:ext cx="3733800" cy="899710"/>
                     </a:xfrm>
                     <a:prstGeom prst="rect">
                       <a:avLst/>
@@ -325,7 +268,7 @@
         <w:pStyle w:val="ImageCaption"/>
       </w:pPr>
       <w:r>
-        <w:t xml:space="preserve">Рис. 2: scr2</w:t>
+        <w:t xml:space="preserve">Рис. 2: 2</w:t>
       </w:r>
     </w:p>
     <w:p>
@@ -333,7 +276,7 @@
         <w:pStyle w:val="BodyText"/>
       </w:pPr>
       <w:r>
-        <w:t xml:space="preserve">Копируем тест из предыдущего сделанного отчета по лабораторной работе №3</w:t>
+        <w:t xml:space="preserve">Далее устанавливаем разрешения позволяющие владельцам каталогов записывать файлы в эти каталоги и запрещающие доступ к содержимому каталогов всем другим пользователям и группам 3).</w:t>
       </w:r>
     </w:p>
     <w:p>
@@ -343,20 +286,20 @@
       <w:r>
         <w:drawing>
           <wp:inline>
-            <wp:extent cx="3733800" cy="2477145"/>
+            <wp:extent cx="3638550" cy="1009650"/>
             <wp:effectExtent b="0" l="0" r="0" t="0"/>
-            <wp:docPr descr="scr3" title="" id="29" name="Picture"/>
+            <wp:docPr descr="3" title="" id="28" name="Picture"/>
             <a:graphic>
               <a:graphicData uri="http://schemas.openxmlformats.org/drawingml/2006/picture">
                 <pic:pic>
                   <pic:nvPicPr>
-                    <pic:cNvPr descr="./image/3.jpg" id="30" name="Picture"/>
+                    <pic:cNvPr descr="image/3.png" id="29" name="Picture"/>
                     <pic:cNvPicPr>
                       <a:picLocks noChangeArrowheads="1" noChangeAspect="1"/>
                     </pic:cNvPicPr>
                   </pic:nvPicPr>
                   <pic:blipFill>
-                    <a:blip r:embed="rId28"/>
+                    <a:blip r:embed="rId27"/>
                     <a:stretch>
                       <a:fillRect/>
                     </a:stretch>
@@ -364,7 +307,7 @@
                   <pic:spPr bwMode="auto">
                     <a:xfrm>
                       <a:off x="0" y="0"/>
-                      <a:ext cx="3733800" cy="2477145"/>
+                      <a:ext cx="3638550" cy="1009650"/>
                     </a:xfrm>
                     <a:prstGeom prst="rect">
                       <a:avLst/>
@@ -388,11 +331,1416 @@
         <w:pStyle w:val="ImageCaption"/>
       </w:pPr>
       <w:r>
-        <w:t xml:space="preserve">Рис. 3: scr3</w:t>
-      </w:r>
-    </w:p>
-    <w:bookmarkEnd w:id="31"/>
-    <w:bookmarkStart w:id="32" w:name="выводы"/>
+        <w:t xml:space="preserve">Рис. 3: 3</w:t>
+      </w:r>
+    </w:p>
+    <w:p>
+      <w:pPr>
+        <w:pStyle w:val="BodyText"/>
+      </w:pPr>
+      <w:r>
+        <w:t xml:space="preserve">Затем переходим в учетную запись bob (рис. 4).</w:t>
+      </w:r>
+    </w:p>
+    <w:p>
+      <w:pPr>
+        <w:pStyle w:val="BodyText"/>
+      </w:pPr>
+      <w:r>
+        <w:t xml:space="preserve">Переходим в каталог /data/main и создаем файл emptyfile в данном каталоге</w:t>
+      </w:r>
+    </w:p>
+    <w:p>
+      <w:pPr>
+        <w:pStyle w:val="CaptionedFigure"/>
+      </w:pPr>
+      <w:r>
+        <w:drawing>
+          <wp:inline>
+            <wp:extent cx="3705225" cy="1143000"/>
+            <wp:effectExtent b="0" l="0" r="0" t="0"/>
+            <wp:docPr descr="4" title="" id="31" name="Picture"/>
+            <a:graphic>
+              <a:graphicData uri="http://schemas.openxmlformats.org/drawingml/2006/picture">
+                <pic:pic>
+                  <pic:nvPicPr>
+                    <pic:cNvPr descr="image/4.png" id="32" name="Picture"/>
+                    <pic:cNvPicPr>
+                      <a:picLocks noChangeArrowheads="1" noChangeAspect="1"/>
+                    </pic:cNvPicPr>
+                  </pic:nvPicPr>
+                  <pic:blipFill>
+                    <a:blip r:embed="rId30"/>
+                    <a:stretch>
+                      <a:fillRect/>
+                    </a:stretch>
+                  </pic:blipFill>
+                  <pic:spPr bwMode="auto">
+                    <a:xfrm>
+                      <a:off x="0" y="0"/>
+                      <a:ext cx="3705225" cy="1143000"/>
+                    </a:xfrm>
+                    <a:prstGeom prst="rect">
+                      <a:avLst/>
+                    </a:prstGeom>
+                    <a:noFill/>
+                    <a:ln w="9525">
+                      <a:noFill/>
+                      <a:headEnd/>
+                      <a:tailEnd/>
+                    </a:ln>
+                  </pic:spPr>
+                </pic:pic>
+              </a:graphicData>
+            </a:graphic>
+          </wp:inline>
+        </w:drawing>
+      </w:r>
+    </w:p>
+    <w:p>
+      <w:pPr>
+        <w:pStyle w:val="ImageCaption"/>
+      </w:pPr>
+      <w:r>
+        <w:t xml:space="preserve">Рис. 4: 4</w:t>
+      </w:r>
+    </w:p>
+    <w:p>
+      <w:pPr>
+        <w:pStyle w:val="BodyText"/>
+      </w:pPr>
+      <w:r>
+        <w:t xml:space="preserve">Под пользователем bob пробуем перейти в каталог /data/third и создаем файл emptyfile в этом каталоге и у нас не получится это так как bob находится в main и принадлежит группе main (рис. 5).</w:t>
+      </w:r>
+    </w:p>
+    <w:p>
+      <w:pPr>
+        <w:pStyle w:val="CaptionedFigure"/>
+      </w:pPr>
+      <w:r>
+        <w:drawing>
+          <wp:inline>
+            <wp:extent cx="3733800" cy="360112"/>
+            <wp:effectExtent b="0" l="0" r="0" t="0"/>
+            <wp:docPr descr="5" title="" id="34" name="Picture"/>
+            <a:graphic>
+              <a:graphicData uri="http://schemas.openxmlformats.org/drawingml/2006/picture">
+                <pic:pic>
+                  <pic:nvPicPr>
+                    <pic:cNvPr descr="image/5.png" id="35" name="Picture"/>
+                    <pic:cNvPicPr>
+                      <a:picLocks noChangeArrowheads="1" noChangeAspect="1"/>
+                    </pic:cNvPicPr>
+                  </pic:nvPicPr>
+                  <pic:blipFill>
+                    <a:blip r:embed="rId33"/>
+                    <a:stretch>
+                      <a:fillRect/>
+                    </a:stretch>
+                  </pic:blipFill>
+                  <pic:spPr bwMode="auto">
+                    <a:xfrm>
+                      <a:off x="0" y="0"/>
+                      <a:ext cx="3733800" cy="360112"/>
+                    </a:xfrm>
+                    <a:prstGeom prst="rect">
+                      <a:avLst/>
+                    </a:prstGeom>
+                    <a:noFill/>
+                    <a:ln w="9525">
+                      <a:noFill/>
+                      <a:headEnd/>
+                      <a:tailEnd/>
+                    </a:ln>
+                  </pic:spPr>
+                </pic:pic>
+              </a:graphicData>
+            </a:graphic>
+          </wp:inline>
+        </w:drawing>
+      </w:r>
+    </w:p>
+    <w:p>
+      <w:pPr>
+        <w:pStyle w:val="ImageCaption"/>
+      </w:pPr>
+      <w:r>
+        <w:t xml:space="preserve">Рис. 5: 5</w:t>
+      </w:r>
+    </w:p>
+    <w:p>
+      <w:pPr>
+        <w:pStyle w:val="BodyText"/>
+      </w:pPr>
+      <w:r>
+        <w:t xml:space="preserve">Меняем пользователя на alice переходим в каталог и создаем два файла (рис. 6).</w:t>
+      </w:r>
+    </w:p>
+    <w:p>
+      <w:pPr>
+        <w:pStyle w:val="CaptionedFigure"/>
+      </w:pPr>
+      <w:r>
+        <w:drawing>
+          <wp:inline>
+            <wp:extent cx="3162300" cy="847725"/>
+            <wp:effectExtent b="0" l="0" r="0" t="0"/>
+            <wp:docPr descr="6" title="" id="37" name="Picture"/>
+            <a:graphic>
+              <a:graphicData uri="http://schemas.openxmlformats.org/drawingml/2006/picture">
+                <pic:pic>
+                  <pic:nvPicPr>
+                    <pic:cNvPr descr="image/6.png" id="38" name="Picture"/>
+                    <pic:cNvPicPr>
+                      <a:picLocks noChangeArrowheads="1" noChangeAspect="1"/>
+                    </pic:cNvPicPr>
+                  </pic:nvPicPr>
+                  <pic:blipFill>
+                    <a:blip r:embed="rId36"/>
+                    <a:stretch>
+                      <a:fillRect/>
+                    </a:stretch>
+                  </pic:blipFill>
+                  <pic:spPr bwMode="auto">
+                    <a:xfrm>
+                      <a:off x="0" y="0"/>
+                      <a:ext cx="3162300" cy="847725"/>
+                    </a:xfrm>
+                    <a:prstGeom prst="rect">
+                      <a:avLst/>
+                    </a:prstGeom>
+                    <a:noFill/>
+                    <a:ln w="9525">
+                      <a:noFill/>
+                      <a:headEnd/>
+                      <a:tailEnd/>
+                    </a:ln>
+                  </pic:spPr>
+                </pic:pic>
+              </a:graphicData>
+            </a:graphic>
+          </wp:inline>
+        </w:drawing>
+      </w:r>
+    </w:p>
+    <w:p>
+      <w:pPr>
+        <w:pStyle w:val="ImageCaption"/>
+      </w:pPr>
+      <w:r>
+        <w:t xml:space="preserve">Рис. 6: 6</w:t>
+      </w:r>
+    </w:p>
+    <w:p>
+      <w:pPr>
+        <w:pStyle w:val="BodyText"/>
+      </w:pPr>
+      <w:r>
+        <w:t xml:space="preserve">После чего в новом терминале перейдем под учетную запись пользователя bob и пробуем удалить файлы принадлежащие пользователю alice (рис. 7).</w:t>
+      </w:r>
+    </w:p>
+    <w:p>
+      <w:pPr>
+        <w:pStyle w:val="CaptionedFigure"/>
+      </w:pPr>
+      <w:r>
+        <w:drawing>
+          <wp:inline>
+            <wp:extent cx="3733800" cy="1597499"/>
+            <wp:effectExtent b="0" l="0" r="0" t="0"/>
+            <wp:docPr descr="7" title="" id="40" name="Picture"/>
+            <a:graphic>
+              <a:graphicData uri="http://schemas.openxmlformats.org/drawingml/2006/picture">
+                <pic:pic>
+                  <pic:nvPicPr>
+                    <pic:cNvPr descr="image/7.png" id="41" name="Picture"/>
+                    <pic:cNvPicPr>
+                      <a:picLocks noChangeArrowheads="1" noChangeAspect="1"/>
+                    </pic:cNvPicPr>
+                  </pic:nvPicPr>
+                  <pic:blipFill>
+                    <a:blip r:embed="rId39"/>
+                    <a:stretch>
+                      <a:fillRect/>
+                    </a:stretch>
+                  </pic:blipFill>
+                  <pic:spPr bwMode="auto">
+                    <a:xfrm>
+                      <a:off x="0" y="0"/>
+                      <a:ext cx="3733800" cy="1597499"/>
+                    </a:xfrm>
+                    <a:prstGeom prst="rect">
+                      <a:avLst/>
+                    </a:prstGeom>
+                    <a:noFill/>
+                    <a:ln w="9525">
+                      <a:noFill/>
+                      <a:headEnd/>
+                      <a:tailEnd/>
+                    </a:ln>
+                  </pic:spPr>
+                </pic:pic>
+              </a:graphicData>
+            </a:graphic>
+          </wp:inline>
+        </w:drawing>
+      </w:r>
+    </w:p>
+    <w:p>
+      <w:pPr>
+        <w:pStyle w:val="ImageCaption"/>
+      </w:pPr>
+      <w:r>
+        <w:t xml:space="preserve">Рис. 7: 7</w:t>
+      </w:r>
+    </w:p>
+    <w:p>
+      <w:pPr>
+        <w:pStyle w:val="BodyText"/>
+      </w:pPr>
+      <w:r>
+        <w:t xml:space="preserve">Далее создаем два файла которые принадлежат bob(рис. 8).</w:t>
+      </w:r>
+    </w:p>
+    <w:p>
+      <w:pPr>
+        <w:pStyle w:val="CaptionedFigure"/>
+      </w:pPr>
+      <w:r>
+        <w:drawing>
+          <wp:inline>
+            <wp:extent cx="2857500" cy="533400"/>
+            <wp:effectExtent b="0" l="0" r="0" t="0"/>
+            <wp:docPr descr="8" title="" id="43" name="Picture"/>
+            <a:graphic>
+              <a:graphicData uri="http://schemas.openxmlformats.org/drawingml/2006/picture">
+                <pic:pic>
+                  <pic:nvPicPr>
+                    <pic:cNvPr descr="image/8.png" id="44" name="Picture"/>
+                    <pic:cNvPicPr>
+                      <a:picLocks noChangeArrowheads="1" noChangeAspect="1"/>
+                    </pic:cNvPicPr>
+                  </pic:nvPicPr>
+                  <pic:blipFill>
+                    <a:blip r:embed="rId42"/>
+                    <a:stretch>
+                      <a:fillRect/>
+                    </a:stretch>
+                  </pic:blipFill>
+                  <pic:spPr bwMode="auto">
+                    <a:xfrm>
+                      <a:off x="0" y="0"/>
+                      <a:ext cx="2857500" cy="533400"/>
+                    </a:xfrm>
+                    <a:prstGeom prst="rect">
+                      <a:avLst/>
+                    </a:prstGeom>
+                    <a:noFill/>
+                    <a:ln w="9525">
+                      <a:noFill/>
+                      <a:headEnd/>
+                      <a:tailEnd/>
+                    </a:ln>
+                  </pic:spPr>
+                </pic:pic>
+              </a:graphicData>
+            </a:graphic>
+          </wp:inline>
+        </w:drawing>
+      </w:r>
+    </w:p>
+    <w:p>
+      <w:pPr>
+        <w:pStyle w:val="ImageCaption"/>
+      </w:pPr>
+      <w:r>
+        <w:t xml:space="preserve">Рис. 8: 8</w:t>
+      </w:r>
+    </w:p>
+    <w:p>
+      <w:pPr>
+        <w:pStyle w:val="BodyText"/>
+      </w:pPr>
+      <w:r>
+        <w:t xml:space="preserve">Потом переходим под пользователя root и устанавливаем для каталога /data/main бит иден-тификатора группы, а также stiky-бит для разделяемого (общего) каталога группы (рис. 9).</w:t>
+      </w:r>
+    </w:p>
+    <w:p>
+      <w:pPr>
+        <w:pStyle w:val="CaptionedFigure"/>
+      </w:pPr>
+      <w:r>
+        <w:drawing>
+          <wp:inline>
+            <wp:extent cx="3552825" cy="361950"/>
+            <wp:effectExtent b="0" l="0" r="0" t="0"/>
+            <wp:docPr descr="9" title="" id="46" name="Picture"/>
+            <a:graphic>
+              <a:graphicData uri="http://schemas.openxmlformats.org/drawingml/2006/picture">
+                <pic:pic>
+                  <pic:nvPicPr>
+                    <pic:cNvPr descr="image/9.png" id="47" name="Picture"/>
+                    <pic:cNvPicPr>
+                      <a:picLocks noChangeArrowheads="1" noChangeAspect="1"/>
+                    </pic:cNvPicPr>
+                  </pic:nvPicPr>
+                  <pic:blipFill>
+                    <a:blip r:embed="rId45"/>
+                    <a:stretch>
+                      <a:fillRect/>
+                    </a:stretch>
+                  </pic:blipFill>
+                  <pic:spPr bwMode="auto">
+                    <a:xfrm>
+                      <a:off x="0" y="0"/>
+                      <a:ext cx="3552825" cy="361950"/>
+                    </a:xfrm>
+                    <a:prstGeom prst="rect">
+                      <a:avLst/>
+                    </a:prstGeom>
+                    <a:noFill/>
+                    <a:ln w="9525">
+                      <a:noFill/>
+                      <a:headEnd/>
+                      <a:tailEnd/>
+                    </a:ln>
+                  </pic:spPr>
+                </pic:pic>
+              </a:graphicData>
+            </a:graphic>
+          </wp:inline>
+        </w:drawing>
+      </w:r>
+    </w:p>
+    <w:p>
+      <w:pPr>
+        <w:pStyle w:val="ImageCaption"/>
+      </w:pPr>
+      <w:r>
+        <w:t xml:space="preserve">Рис. 9: 9</w:t>
+      </w:r>
+    </w:p>
+    <w:p>
+      <w:pPr>
+        <w:pStyle w:val="BodyText"/>
+      </w:pPr>
+      <w:r>
+        <w:t xml:space="preserve">Далее в терминале под пользователем alice создаем в каталоге /data/main файлы alice3 и alice4 и проверяем это (рис. 10).</w:t>
+      </w:r>
+    </w:p>
+    <w:p>
+      <w:pPr>
+        <w:pStyle w:val="CaptionedFigure"/>
+      </w:pPr>
+      <w:r>
+        <w:drawing>
+          <wp:inline>
+            <wp:extent cx="3733800" cy="1534910"/>
+            <wp:effectExtent b="0" l="0" r="0" t="0"/>
+            <wp:docPr descr="10" title="" id="49" name="Picture"/>
+            <a:graphic>
+              <a:graphicData uri="http://schemas.openxmlformats.org/drawingml/2006/picture">
+                <pic:pic>
+                  <pic:nvPicPr>
+                    <pic:cNvPr descr="image/10.png" id="50" name="Picture"/>
+                    <pic:cNvPicPr>
+                      <a:picLocks noChangeArrowheads="1" noChangeAspect="1"/>
+                    </pic:cNvPicPr>
+                  </pic:nvPicPr>
+                  <pic:blipFill>
+                    <a:blip r:embed="rId48"/>
+                    <a:stretch>
+                      <a:fillRect/>
+                    </a:stretch>
+                  </pic:blipFill>
+                  <pic:spPr bwMode="auto">
+                    <a:xfrm>
+                      <a:off x="0" y="0"/>
+                      <a:ext cx="3733800" cy="1534910"/>
+                    </a:xfrm>
+                    <a:prstGeom prst="rect">
+                      <a:avLst/>
+                    </a:prstGeom>
+                    <a:noFill/>
+                    <a:ln w="9525">
+                      <a:noFill/>
+                      <a:headEnd/>
+                      <a:tailEnd/>
+                    </a:ln>
+                  </pic:spPr>
+                </pic:pic>
+              </a:graphicData>
+            </a:graphic>
+          </wp:inline>
+        </w:drawing>
+      </w:r>
+    </w:p>
+    <w:p>
+      <w:pPr>
+        <w:pStyle w:val="ImageCaption"/>
+      </w:pPr>
+      <w:r>
+        <w:t xml:space="preserve">Рис. 10: 10</w:t>
+      </w:r>
+    </w:p>
+    <w:p>
+      <w:pPr>
+        <w:pStyle w:val="BodyText"/>
+      </w:pPr>
+      <w:r>
+        <w:t xml:space="preserve">Пробуем удалить файлы bob под пользователем alice и убеждаемся что sticky-bit предотвратит удаление этих файлов пользователем alice (рис. 11).</w:t>
+      </w:r>
+    </w:p>
+    <w:p>
+      <w:pPr>
+        <w:pStyle w:val="CaptionedFigure"/>
+      </w:pPr>
+      <w:r>
+        <w:drawing>
+          <wp:inline>
+            <wp:extent cx="3733800" cy="646545"/>
+            <wp:effectExtent b="0" l="0" r="0" t="0"/>
+            <wp:docPr descr="11" title="" id="52" name="Picture"/>
+            <a:graphic>
+              <a:graphicData uri="http://schemas.openxmlformats.org/drawingml/2006/picture">
+                <pic:pic>
+                  <pic:nvPicPr>
+                    <pic:cNvPr descr="image/11.png" id="53" name="Picture"/>
+                    <pic:cNvPicPr>
+                      <a:picLocks noChangeArrowheads="1" noChangeAspect="1"/>
+                    </pic:cNvPicPr>
+                  </pic:nvPicPr>
+                  <pic:blipFill>
+                    <a:blip r:embed="rId51"/>
+                    <a:stretch>
+                      <a:fillRect/>
+                    </a:stretch>
+                  </pic:blipFill>
+                  <pic:spPr bwMode="auto">
+                    <a:xfrm>
+                      <a:off x="0" y="0"/>
+                      <a:ext cx="3733800" cy="646545"/>
+                    </a:xfrm>
+                    <a:prstGeom prst="rect">
+                      <a:avLst/>
+                    </a:prstGeom>
+                    <a:noFill/>
+                    <a:ln w="9525">
+                      <a:noFill/>
+                      <a:headEnd/>
+                      <a:tailEnd/>
+                    </a:ln>
+                  </pic:spPr>
+                </pic:pic>
+              </a:graphicData>
+            </a:graphic>
+          </wp:inline>
+        </w:drawing>
+      </w:r>
+    </w:p>
+    <w:p>
+      <w:pPr>
+        <w:pStyle w:val="ImageCaption"/>
+      </w:pPr>
+      <w:r>
+        <w:t xml:space="preserve">Рис. 11: 11</w:t>
+      </w:r>
+    </w:p>
+    <w:p>
+      <w:pPr>
+        <w:pStyle w:val="BodyText"/>
+      </w:pPr>
+      <w:r>
+        <w:t xml:space="preserve">Открываем новый терминал и переходим в пользователя root и устанавливаем права для чтения и выполнения в каталоге /data/main для группы third и права на чтение и выполнение для группы main в каталоге /data/third рис. 12).</w:t>
+      </w:r>
+    </w:p>
+    <w:p>
+      <w:pPr>
+        <w:pStyle w:val="CaptionedFigure"/>
+      </w:pPr>
+      <w:r>
+        <w:drawing>
+          <wp:inline>
+            <wp:extent cx="3733800" cy="562077"/>
+            <wp:effectExtent b="0" l="0" r="0" t="0"/>
+            <wp:docPr descr="12" title="" id="55" name="Picture"/>
+            <a:graphic>
+              <a:graphicData uri="http://schemas.openxmlformats.org/drawingml/2006/picture">
+                <pic:pic>
+                  <pic:nvPicPr>
+                    <pic:cNvPr descr="image/12.png" id="56" name="Picture"/>
+                    <pic:cNvPicPr>
+                      <a:picLocks noChangeArrowheads="1" noChangeAspect="1"/>
+                    </pic:cNvPicPr>
+                  </pic:nvPicPr>
+                  <pic:blipFill>
+                    <a:blip r:embed="rId54"/>
+                    <a:stretch>
+                      <a:fillRect/>
+                    </a:stretch>
+                  </pic:blipFill>
+                  <pic:spPr bwMode="auto">
+                    <a:xfrm>
+                      <a:off x="0" y="0"/>
+                      <a:ext cx="3733800" cy="562077"/>
+                    </a:xfrm>
+                    <a:prstGeom prst="rect">
+                      <a:avLst/>
+                    </a:prstGeom>
+                    <a:noFill/>
+                    <a:ln w="9525">
+                      <a:noFill/>
+                      <a:headEnd/>
+                      <a:tailEnd/>
+                    </a:ln>
+                  </pic:spPr>
+                </pic:pic>
+              </a:graphicData>
+            </a:graphic>
+          </wp:inline>
+        </w:drawing>
+      </w:r>
+    </w:p>
+    <w:p>
+      <w:pPr>
+        <w:pStyle w:val="ImageCaption"/>
+      </w:pPr>
+      <w:r>
+        <w:t xml:space="preserve">Рис. 12: 12</w:t>
+      </w:r>
+    </w:p>
+    <w:p>
+      <w:pPr>
+        <w:pStyle w:val="BodyText"/>
+      </w:pPr>
+      <w:r>
+        <w:t xml:space="preserve">После чего используем команду getfacl, чтобы убедиться в правильности установки разрешений main и third (рис. 13).</w:t>
+      </w:r>
+    </w:p>
+    <w:p>
+      <w:pPr>
+        <w:pStyle w:val="CaptionedFigure"/>
+      </w:pPr>
+      <w:r>
+        <w:drawing>
+          <wp:inline>
+            <wp:extent cx="3733800" cy="1648476"/>
+            <wp:effectExtent b="0" l="0" r="0" t="0"/>
+            <wp:docPr descr="13" title="" id="58" name="Picture"/>
+            <a:graphic>
+              <a:graphicData uri="http://schemas.openxmlformats.org/drawingml/2006/picture">
+                <pic:pic>
+                  <pic:nvPicPr>
+                    <pic:cNvPr descr="image/13.png" id="59" name="Picture"/>
+                    <pic:cNvPicPr>
+                      <a:picLocks noChangeArrowheads="1" noChangeAspect="1"/>
+                    </pic:cNvPicPr>
+                  </pic:nvPicPr>
+                  <pic:blipFill>
+                    <a:blip r:embed="rId57"/>
+                    <a:stretch>
+                      <a:fillRect/>
+                    </a:stretch>
+                  </pic:blipFill>
+                  <pic:spPr bwMode="auto">
+                    <a:xfrm>
+                      <a:off x="0" y="0"/>
+                      <a:ext cx="3733800" cy="1648476"/>
+                    </a:xfrm>
+                    <a:prstGeom prst="rect">
+                      <a:avLst/>
+                    </a:prstGeom>
+                    <a:noFill/>
+                    <a:ln w="9525">
+                      <a:noFill/>
+                      <a:headEnd/>
+                      <a:tailEnd/>
+                    </a:ln>
+                  </pic:spPr>
+                </pic:pic>
+              </a:graphicData>
+            </a:graphic>
+          </wp:inline>
+        </w:drawing>
+      </w:r>
+    </w:p>
+    <w:p>
+      <w:pPr>
+        <w:pStyle w:val="ImageCaption"/>
+      </w:pPr>
+      <w:r>
+        <w:t xml:space="preserve">Рис. 13: 13</w:t>
+      </w:r>
+    </w:p>
+    <w:p>
+      <w:pPr>
+        <w:pStyle w:val="CaptionedFigure"/>
+      </w:pPr>
+      <w:r>
+        <w:drawing>
+          <wp:inline>
+            <wp:extent cx="3733800" cy="1326169"/>
+            <wp:effectExtent b="0" l="0" r="0" t="0"/>
+            <wp:docPr descr="14" title="" id="61" name="Picture"/>
+            <a:graphic>
+              <a:graphicData uri="http://schemas.openxmlformats.org/drawingml/2006/picture">
+                <pic:pic>
+                  <pic:nvPicPr>
+                    <pic:cNvPr descr="image/14.png" id="62" name="Picture"/>
+                    <pic:cNvPicPr>
+                      <a:picLocks noChangeArrowheads="1" noChangeAspect="1"/>
+                    </pic:cNvPicPr>
+                  </pic:nvPicPr>
+                  <pic:blipFill>
+                    <a:blip r:embed="rId60"/>
+                    <a:stretch>
+                      <a:fillRect/>
+                    </a:stretch>
+                  </pic:blipFill>
+                  <pic:spPr bwMode="auto">
+                    <a:xfrm>
+                      <a:off x="0" y="0"/>
+                      <a:ext cx="3733800" cy="1326169"/>
+                    </a:xfrm>
+                    <a:prstGeom prst="rect">
+                      <a:avLst/>
+                    </a:prstGeom>
+                    <a:noFill/>
+                    <a:ln w="9525">
+                      <a:noFill/>
+                      <a:headEnd/>
+                      <a:tailEnd/>
+                    </a:ln>
+                  </pic:spPr>
+                </pic:pic>
+              </a:graphicData>
+            </a:graphic>
+          </wp:inline>
+        </w:drawing>
+      </w:r>
+    </w:p>
+    <w:p>
+      <w:pPr>
+        <w:pStyle w:val="ImageCaption"/>
+      </w:pPr>
+      <w:r>
+        <w:t xml:space="preserve">Рис. 14: 14</w:t>
+      </w:r>
+    </w:p>
+    <w:p>
+      <w:pPr>
+        <w:pStyle w:val="BodyText"/>
+      </w:pPr>
+      <w:r>
+        <w:t xml:space="preserve">После проверки создаем новый файл с именем newfile1и проверяем текущее назначение полномочий у нас оказываестя что права доступа рис. 15).</w:t>
+      </w:r>
+    </w:p>
+    <w:p>
+      <w:pPr>
+        <w:pStyle w:val="Compact"/>
+        <w:numPr>
+          <w:ilvl w:val="0"/>
+          <w:numId w:val="1001"/>
+        </w:numPr>
+      </w:pPr>
+      <w:r>
+        <w:t xml:space="preserve">Владелец -root- чтение и запись</w:t>
+      </w:r>
+    </w:p>
+    <w:p>
+      <w:pPr>
+        <w:pStyle w:val="Compact"/>
+        <w:numPr>
+          <w:ilvl w:val="0"/>
+          <w:numId w:val="1001"/>
+        </w:numPr>
+      </w:pPr>
+      <w:r>
+        <w:t xml:space="preserve">Группа владелец - group main - только чтение</w:t>
+      </w:r>
+    </w:p>
+    <w:p>
+      <w:pPr>
+        <w:pStyle w:val="Compact"/>
+        <w:numPr>
+          <w:ilvl w:val="0"/>
+          <w:numId w:val="1001"/>
+        </w:numPr>
+      </w:pPr>
+      <w:r>
+        <w:t xml:space="preserve">Все остальные - other - только чтение</w:t>
+      </w:r>
+    </w:p>
+    <w:p>
+      <w:pPr>
+        <w:pStyle w:val="FirstParagraph"/>
+      </w:pPr>
+      <w:r>
+        <w:t xml:space="preserve">Причина почему права именно такие в том что отсутствуют наследуемые acl</w:t>
+      </w:r>
+    </w:p>
+    <w:p>
+      <w:pPr>
+        <w:pStyle w:val="CaptionedFigure"/>
+      </w:pPr>
+      <w:r>
+        <w:drawing>
+          <wp:inline>
+            <wp:extent cx="3733800" cy="1266677"/>
+            <wp:effectExtent b="0" l="0" r="0" t="0"/>
+            <wp:docPr descr="15" title="" id="64" name="Picture"/>
+            <a:graphic>
+              <a:graphicData uri="http://schemas.openxmlformats.org/drawingml/2006/picture">
+                <pic:pic>
+                  <pic:nvPicPr>
+                    <pic:cNvPr descr="image/15.png" id="65" name="Picture"/>
+                    <pic:cNvPicPr>
+                      <a:picLocks noChangeArrowheads="1" noChangeAspect="1"/>
+                    </pic:cNvPicPr>
+                  </pic:nvPicPr>
+                  <pic:blipFill>
+                    <a:blip r:embed="rId63"/>
+                    <a:stretch>
+                      <a:fillRect/>
+                    </a:stretch>
+                  </pic:blipFill>
+                  <pic:spPr bwMode="auto">
+                    <a:xfrm>
+                      <a:off x="0" y="0"/>
+                      <a:ext cx="3733800" cy="1266677"/>
+                    </a:xfrm>
+                    <a:prstGeom prst="rect">
+                      <a:avLst/>
+                    </a:prstGeom>
+                    <a:noFill/>
+                    <a:ln w="9525">
+                      <a:noFill/>
+                      <a:headEnd/>
+                      <a:tailEnd/>
+                    </a:ln>
+                  </pic:spPr>
+                </pic:pic>
+              </a:graphicData>
+            </a:graphic>
+          </wp:inline>
+        </w:drawing>
+      </w:r>
+    </w:p>
+    <w:p>
+      <w:pPr>
+        <w:pStyle w:val="ImageCaption"/>
+      </w:pPr>
+      <w:r>
+        <w:t xml:space="preserve">Рис. 15: 15</w:t>
+      </w:r>
+    </w:p>
+    <w:p>
+      <w:pPr>
+        <w:pStyle w:val="BodyText"/>
+      </w:pPr>
+      <w:r>
+        <w:t xml:space="preserve">Далее устанавливаем ACL по умолчанию для каталога /data/main и /data/third, проверяем что настройки acl работают добавив новые файлы в каталог /data/main и проверяем текущее назначение полномочий для main(рис. 16).</w:t>
+      </w:r>
+    </w:p>
+    <w:p>
+      <w:pPr>
+        <w:pStyle w:val="CaptionedFigure"/>
+      </w:pPr>
+      <w:r>
+        <w:drawing>
+          <wp:inline>
+            <wp:extent cx="3733800" cy="1878641"/>
+            <wp:effectExtent b="0" l="0" r="0" t="0"/>
+            <wp:docPr descr="16" title="" id="67" name="Picture"/>
+            <a:graphic>
+              <a:graphicData uri="http://schemas.openxmlformats.org/drawingml/2006/picture">
+                <pic:pic>
+                  <pic:nvPicPr>
+                    <pic:cNvPr descr="image/16.png" id="68" name="Picture"/>
+                    <pic:cNvPicPr>
+                      <a:picLocks noChangeArrowheads="1" noChangeAspect="1"/>
+                    </pic:cNvPicPr>
+                  </pic:nvPicPr>
+                  <pic:blipFill>
+                    <a:blip r:embed="rId66"/>
+                    <a:stretch>
+                      <a:fillRect/>
+                    </a:stretch>
+                  </pic:blipFill>
+                  <pic:spPr bwMode="auto">
+                    <a:xfrm>
+                      <a:off x="0" y="0"/>
+                      <a:ext cx="3733800" cy="1878641"/>
+                    </a:xfrm>
+                    <a:prstGeom prst="rect">
+                      <a:avLst/>
+                    </a:prstGeom>
+                    <a:noFill/>
+                    <a:ln w="9525">
+                      <a:noFill/>
+                      <a:headEnd/>
+                      <a:tailEnd/>
+                    </a:ln>
+                  </pic:spPr>
+                </pic:pic>
+              </a:graphicData>
+            </a:graphic>
+          </wp:inline>
+        </w:drawing>
+      </w:r>
+    </w:p>
+    <w:p>
+      <w:pPr>
+        <w:pStyle w:val="ImageCaption"/>
+      </w:pPr>
+      <w:r>
+        <w:t xml:space="preserve">Рис. 16: 16</w:t>
+      </w:r>
+    </w:p>
+    <w:p>
+      <w:pPr>
+        <w:pStyle w:val="BodyText"/>
+      </w:pPr>
+      <w:r>
+        <w:t xml:space="preserve">Затем проверяем назанчение полномочий для third (рис. 17).</w:t>
+      </w:r>
+    </w:p>
+    <w:p>
+      <w:pPr>
+        <w:pStyle w:val="CaptionedFigure"/>
+      </w:pPr>
+      <w:r>
+        <w:drawing>
+          <wp:inline>
+            <wp:extent cx="3733800" cy="1586865"/>
+            <wp:effectExtent b="0" l="0" r="0" t="0"/>
+            <wp:docPr descr="17" title="" id="70" name="Picture"/>
+            <a:graphic>
+              <a:graphicData uri="http://schemas.openxmlformats.org/drawingml/2006/picture">
+                <pic:pic>
+                  <pic:nvPicPr>
+                    <pic:cNvPr descr="image/17.png" id="71" name="Picture"/>
+                    <pic:cNvPicPr>
+                      <a:picLocks noChangeArrowheads="1" noChangeAspect="1"/>
+                    </pic:cNvPicPr>
+                  </pic:nvPicPr>
+                  <pic:blipFill>
+                    <a:blip r:embed="rId69"/>
+                    <a:stretch>
+                      <a:fillRect/>
+                    </a:stretch>
+                  </pic:blipFill>
+                  <pic:spPr bwMode="auto">
+                    <a:xfrm>
+                      <a:off x="0" y="0"/>
+                      <a:ext cx="3733800" cy="1586865"/>
+                    </a:xfrm>
+                    <a:prstGeom prst="rect">
+                      <a:avLst/>
+                    </a:prstGeom>
+                    <a:noFill/>
+                    <a:ln w="9525">
+                      <a:noFill/>
+                      <a:headEnd/>
+                      <a:tailEnd/>
+                    </a:ln>
+                  </pic:spPr>
+                </pic:pic>
+              </a:graphicData>
+            </a:graphic>
+          </wp:inline>
+        </w:drawing>
+      </w:r>
+    </w:p>
+    <w:p>
+      <w:pPr>
+        <w:pStyle w:val="ImageCaption"/>
+      </w:pPr>
+      <w:r>
+        <w:t xml:space="preserve">Рис. 17: 17</w:t>
+      </w:r>
+    </w:p>
+    <w:p>
+      <w:pPr>
+        <w:pStyle w:val="BodyText"/>
+      </w:pPr>
+      <w:r>
+        <w:t xml:space="preserve">После чего переходим под учетную запись группы third - carol и проверяем опеции с файолами (рис. 18).</w:t>
+      </w:r>
+    </w:p>
+    <w:p>
+      <w:pPr>
+        <w:pStyle w:val="Compact"/>
+        <w:numPr>
+          <w:ilvl w:val="0"/>
+          <w:numId w:val="1002"/>
+        </w:numPr>
+      </w:pPr>
+      <w:r>
+        <w:t xml:space="preserve">rm /data/main/newfile1</w:t>
+      </w:r>
+    </w:p>
+    <w:p>
+      <w:pPr>
+        <w:pStyle w:val="Compact"/>
+        <w:numPr>
+          <w:ilvl w:val="0"/>
+          <w:numId w:val="1002"/>
+        </w:numPr>
+      </w:pPr>
+      <w:r>
+        <w:t xml:space="preserve">rm /data/main/newfile2</w:t>
+      </w:r>
+    </w:p>
+    <w:p>
+      <w:pPr>
+        <w:pStyle w:val="CaptionedFigure"/>
+      </w:pPr>
+      <w:r>
+        <w:drawing>
+          <wp:inline>
+            <wp:extent cx="3733800" cy="915383"/>
+            <wp:effectExtent b="0" l="0" r="0" t="0"/>
+            <wp:docPr descr="18" title="" id="73" name="Picture"/>
+            <a:graphic>
+              <a:graphicData uri="http://schemas.openxmlformats.org/drawingml/2006/picture">
+                <pic:pic>
+                  <pic:nvPicPr>
+                    <pic:cNvPr descr="image/18.png" id="74" name="Picture"/>
+                    <pic:cNvPicPr>
+                      <a:picLocks noChangeArrowheads="1" noChangeAspect="1"/>
+                    </pic:cNvPicPr>
+                  </pic:nvPicPr>
+                  <pic:blipFill>
+                    <a:blip r:embed="rId72"/>
+                    <a:stretch>
+                      <a:fillRect/>
+                    </a:stretch>
+                  </pic:blipFill>
+                  <pic:spPr bwMode="auto">
+                    <a:xfrm>
+                      <a:off x="0" y="0"/>
+                      <a:ext cx="3733800" cy="915383"/>
+                    </a:xfrm>
+                    <a:prstGeom prst="rect">
+                      <a:avLst/>
+                    </a:prstGeom>
+                    <a:noFill/>
+                    <a:ln w="9525">
+                      <a:noFill/>
+                      <a:headEnd/>
+                      <a:tailEnd/>
+                    </a:ln>
+                  </pic:spPr>
+                </pic:pic>
+              </a:graphicData>
+            </a:graphic>
+          </wp:inline>
+        </w:drawing>
+      </w:r>
+    </w:p>
+    <w:p>
+      <w:pPr>
+        <w:pStyle w:val="ImageCaption"/>
+      </w:pPr>
+      <w:r>
+        <w:t xml:space="preserve">Рис. 18: 18</w:t>
+      </w:r>
+    </w:p>
+    <w:p>
+      <w:pPr>
+        <w:pStyle w:val="BodyText"/>
+      </w:pPr>
+      <w:r>
+        <w:t xml:space="preserve">Затем проверяем возможно ли осуществить запись в файл</w:t>
+      </w:r>
+    </w:p>
+    <w:p>
+      <w:pPr>
+        <w:pStyle w:val="Compact"/>
+        <w:numPr>
+          <w:ilvl w:val="0"/>
+          <w:numId w:val="1003"/>
+        </w:numPr>
+      </w:pPr>
+      <w:r>
+        <w:t xml:space="preserve">echo</w:t>
+      </w:r>
+      <w:r>
+        <w:t xml:space="preserve"> </w:t>
+      </w:r>
+      <w:r>
+        <w:t xml:space="preserve">“</w:t>
+      </w:r>
+      <w:r>
+        <w:t xml:space="preserve">Hello, world</w:t>
+      </w:r>
+      <w:r>
+        <w:t xml:space="preserve">”</w:t>
+      </w:r>
+      <w:r>
+        <w:t xml:space="preserve"> </w:t>
+      </w:r>
+      <w:r>
+        <w:t xml:space="preserve">&gt;&gt; /data/main/newfile1</w:t>
+      </w:r>
+    </w:p>
+    <w:p>
+      <w:pPr>
+        <w:pStyle w:val="Compact"/>
+        <w:numPr>
+          <w:ilvl w:val="0"/>
+          <w:numId w:val="1003"/>
+        </w:numPr>
+      </w:pPr>
+      <w:r>
+        <w:t xml:space="preserve">echo</w:t>
+      </w:r>
+      <w:r>
+        <w:t xml:space="preserve"> </w:t>
+      </w:r>
+      <w:r>
+        <w:t xml:space="preserve">“</w:t>
+      </w:r>
+      <w:r>
+        <w:t xml:space="preserve">Hello, world</w:t>
+      </w:r>
+      <w:r>
+        <w:t xml:space="preserve">”</w:t>
+      </w:r>
+      <w:r>
+        <w:t xml:space="preserve"> </w:t>
+      </w:r>
+      <w:r>
+        <w:t xml:space="preserve">&gt;&gt; /data/main/newfile2</w:t>
+      </w:r>
+    </w:p>
+    <w:p>
+      <w:pPr>
+        <w:pStyle w:val="CaptionedFigure"/>
+      </w:pPr>
+      <w:r>
+        <w:drawing>
+          <wp:inline>
+            <wp:extent cx="3733800" cy="584099"/>
+            <wp:effectExtent b="0" l="0" r="0" t="0"/>
+            <wp:docPr descr="19" title="" id="76" name="Picture"/>
+            <a:graphic>
+              <a:graphicData uri="http://schemas.openxmlformats.org/drawingml/2006/picture">
+                <pic:pic>
+                  <pic:nvPicPr>
+                    <pic:cNvPr descr="image/19.png" id="77" name="Picture"/>
+                    <pic:cNvPicPr>
+                      <a:picLocks noChangeArrowheads="1" noChangeAspect="1"/>
+                    </pic:cNvPicPr>
+                  </pic:nvPicPr>
+                  <pic:blipFill>
+                    <a:blip r:embed="rId75"/>
+                    <a:stretch>
+                      <a:fillRect/>
+                    </a:stretch>
+                  </pic:blipFill>
+                  <pic:spPr bwMode="auto">
+                    <a:xfrm>
+                      <a:off x="0" y="0"/>
+                      <a:ext cx="3733800" cy="584099"/>
+                    </a:xfrm>
+                    <a:prstGeom prst="rect">
+                      <a:avLst/>
+                    </a:prstGeom>
+                    <a:noFill/>
+                    <a:ln w="9525">
+                      <a:noFill/>
+                      <a:headEnd/>
+                      <a:tailEnd/>
+                    </a:ln>
+                  </pic:spPr>
+                </pic:pic>
+              </a:graphicData>
+            </a:graphic>
+          </wp:inline>
+        </w:drawing>
+      </w:r>
+    </w:p>
+    <w:p>
+      <w:pPr>
+        <w:pStyle w:val="ImageCaption"/>
+      </w:pPr>
+      <w:r>
+        <w:t xml:space="preserve">Рис. 19: 19</w:t>
+      </w:r>
+    </w:p>
+    <w:bookmarkEnd w:id="78"/>
+    <w:bookmarkStart w:id="79" w:name="контрольные-вопросы"/>
+    <w:p>
+      <w:pPr>
+        <w:pStyle w:val="Heading1"/>
+      </w:pPr>
+      <w:r>
+        <w:rPr>
+          <w:rStyle w:val="SectionNumber"/>
+        </w:rPr>
+        <w:t xml:space="preserve">3</w:t>
+      </w:r>
+      <w:r>
+        <w:tab/>
+      </w:r>
+      <w:r>
+        <w:t xml:space="preserve">Контрольные вопросы</w:t>
+      </w:r>
+    </w:p>
+    <w:p>
+      <w:pPr>
+        <w:pStyle w:val="Compact"/>
+        <w:numPr>
+          <w:ilvl w:val="0"/>
+          <w:numId w:val="1004"/>
+        </w:numPr>
+      </w:pPr>
+      <w:r>
+        <w:t xml:space="preserve">Как следует использовать команду chown, чтобы установить владельца группы для файла? Приведите пример</w:t>
+      </w:r>
+    </w:p>
+    <w:p>
+      <w:pPr>
+        <w:pStyle w:val="FirstParagraph"/>
+      </w:pPr>
+      <w:r>
+        <w:t xml:space="preserve">Ответ - чтобы установить владельца группы для файла нужно использовать команду chown user:group file</w:t>
+      </w:r>
+      <w:r>
+        <w:t xml:space="preserve"> </w:t>
+      </w:r>
+      <w:r>
+        <w:t xml:space="preserve">Пример: chown sergey:developers report.txt</w:t>
+      </w:r>
+    </w:p>
+    <w:p>
+      <w:pPr>
+        <w:pStyle w:val="Compact"/>
+        <w:numPr>
+          <w:ilvl w:val="0"/>
+          <w:numId w:val="1005"/>
+        </w:numPr>
+      </w:pPr>
+      <w:r>
+        <w:t xml:space="preserve">С помощью какой команды можно найти все файлы, принадлежащие конкретномупользователю? Приведите пример.</w:t>
+      </w:r>
+    </w:p>
+    <w:p>
+      <w:pPr>
+        <w:pStyle w:val="FirstParagraph"/>
+      </w:pPr>
+      <w:r>
+        <w:t xml:space="preserve">Ответ - с помощью команды find / -user user_name</w:t>
+      </w:r>
+      <w:r>
+        <w:t xml:space="preserve"> </w:t>
+      </w:r>
+      <w:r>
+        <w:t xml:space="preserve">Пример: find /home -user ivan</w:t>
+      </w:r>
+    </w:p>
+    <w:p>
+      <w:pPr>
+        <w:pStyle w:val="Compact"/>
+        <w:numPr>
+          <w:ilvl w:val="0"/>
+          <w:numId w:val="1006"/>
+        </w:numPr>
+      </w:pPr>
+      <w:r>
+        <w:t xml:space="preserve">Как применить разрешения на чтение, запись и выполнение для всех файлов в каталоге /data для пользователей и владельцев групп, не устанавливая никаких прав для других? Приведите пример</w:t>
+      </w:r>
+    </w:p>
+    <w:p>
+      <w:pPr>
+        <w:pStyle w:val="FirstParagraph"/>
+      </w:pPr>
+      <w:r>
+        <w:t xml:space="preserve">Ответ - для того чтобы применить разрешения на чтение, запись и выполнение для всех файлов в каталоге /data для пользователей нужно выдать права чтение,запись и выполнение только владельцу группе а для других убрать</w:t>
+      </w:r>
+      <w:r>
+        <w:t xml:space="preserve"> </w:t>
+      </w:r>
+      <w:r>
+        <w:t xml:space="preserve">Пример: chmod 770 /data/file1</w:t>
+      </w:r>
+    </w:p>
+    <w:p>
+      <w:pPr>
+        <w:pStyle w:val="Compact"/>
+        <w:numPr>
+          <w:ilvl w:val="0"/>
+          <w:numId w:val="1007"/>
+        </w:numPr>
+      </w:pPr>
+      <w:r>
+        <w:t xml:space="preserve">Какая команда позволяет добавить разрешение на выполнение для файла, который необходимо сделать исполняемым?</w:t>
+      </w:r>
+    </w:p>
+    <w:p>
+      <w:pPr>
+        <w:pStyle w:val="FirstParagraph"/>
+      </w:pPr>
+      <w:r>
+        <w:t xml:space="preserve">Ответ - команда chmod +x file.sh</w:t>
+      </w:r>
+    </w:p>
+    <w:p>
+      <w:pPr>
+        <w:pStyle w:val="Compact"/>
+        <w:numPr>
+          <w:ilvl w:val="0"/>
+          <w:numId w:val="1008"/>
+        </w:numPr>
+      </w:pPr>
+      <w:r>
+        <w:t xml:space="preserve">Какая команда позволяет убедиться, что групповые разрешения для всех новых файлов, создаваемых в каталоге, будут присвоены владельцу группы этого каталога? Приведите пример.</w:t>
+      </w:r>
+    </w:p>
+    <w:p>
+      <w:pPr>
+        <w:pStyle w:val="FirstParagraph"/>
+      </w:pPr>
+      <w:r>
+        <w:t xml:space="preserve">Ответ - команда chmod g+s каталог</w:t>
+      </w:r>
+      <w:r>
+        <w:t xml:space="preserve"> </w:t>
+      </w:r>
+      <w:r>
+        <w:t xml:space="preserve">Пример: chmod g+s /projects</w:t>
+      </w:r>
+    </w:p>
+    <w:p>
+      <w:pPr>
+        <w:pStyle w:val="Compact"/>
+        <w:numPr>
+          <w:ilvl w:val="0"/>
+          <w:numId w:val="1009"/>
+        </w:numPr>
+      </w:pPr>
+      <w:r>
+        <w:t xml:space="preserve">Необходимо, чтобы пользователи могли удалять только те файлы, владельцами которых они являются, или которые находятся в каталоге, владельцами которого они являются. С помощью какой команды можно это сделать? Приведите пример.</w:t>
+      </w:r>
+    </w:p>
+    <w:p>
+      <w:pPr>
+        <w:pStyle w:val="FirstParagraph"/>
+      </w:pPr>
+      <w:r>
+        <w:t xml:space="preserve">Ответ - команда chmod +t каталог</w:t>
+      </w:r>
+      <w:r>
+        <w:t xml:space="preserve"> </w:t>
+      </w:r>
+      <w:r>
+        <w:t xml:space="preserve">Пример: chmod +t /projects</w:t>
+      </w:r>
+    </w:p>
+    <w:p>
+      <w:pPr>
+        <w:pStyle w:val="Compact"/>
+        <w:numPr>
+          <w:ilvl w:val="0"/>
+          <w:numId w:val="1010"/>
+        </w:numPr>
+      </w:pPr>
+      <w:r>
+        <w:t xml:space="preserve">Какая команда добавляет ACL, который предоставляет членам группы права доступа на чтение для всех существующих файлов в текущем каталоге?</w:t>
+      </w:r>
+    </w:p>
+    <w:p>
+      <w:pPr>
+        <w:pStyle w:val="FirstParagraph"/>
+      </w:pPr>
+      <w:r>
+        <w:t xml:space="preserve">Ответ - команда setfacl -m g:groupname:r *</w:t>
+      </w:r>
+    </w:p>
+    <w:p>
+      <w:pPr>
+        <w:pStyle w:val="Compact"/>
+        <w:numPr>
+          <w:ilvl w:val="0"/>
+          <w:numId w:val="1011"/>
+        </w:numPr>
+      </w:pPr>
+      <w:r>
+        <w:t xml:space="preserve">Что нужно сделать для гарантии того, что члены группы получат разрешения на чтение для всех файлов в текущем каталоге и во всех его подкаталогах, а также для всех файлов, которые будут созданы в этом каталоге в будущем? Приведите пример.</w:t>
+      </w:r>
+    </w:p>
+    <w:p>
+      <w:pPr>
+        <w:pStyle w:val="FirstParagraph"/>
+      </w:pPr>
+      <w:r>
+        <w:t xml:space="preserve">Ответ - чтобы гарантировать что члены группы всегда будут иметь доступ на чтение к файлам в текущем каталоге его подкаталогах и ко всем будущим файлам нужно использовать acl</w:t>
+      </w:r>
+    </w:p>
+    <w:p>
+      <w:pPr>
+        <w:pStyle w:val="BodyText"/>
+      </w:pPr>
+      <w:r>
+        <w:t xml:space="preserve">Пример: setfacl -R m g:groupname:rX - это команда для установки прав чтения</w:t>
+      </w:r>
+      <w:r>
+        <w:t xml:space="preserve"> </w:t>
+      </w:r>
+      <w:r>
+        <w:t xml:space="preserve">Пример: setfacl -d -m g:groupname:rX. - это для установки прав по умолчанию для будущих прав файлов и каталов</w:t>
+      </w:r>
+    </w:p>
+    <w:p>
+      <w:pPr>
+        <w:pStyle w:val="Compact"/>
+        <w:numPr>
+          <w:ilvl w:val="0"/>
+          <w:numId w:val="1012"/>
+        </w:numPr>
+      </w:pPr>
+      <w:r>
+        <w:t xml:space="preserve">Какое значение umask нужно установить, чтобы «другие» пользователи не получали какие-либо разрешения на новые файлы? Приведите пример.</w:t>
+      </w:r>
+    </w:p>
+    <w:p>
+      <w:pPr>
+        <w:pStyle w:val="FirstParagraph"/>
+      </w:pPr>
+      <w:r>
+        <w:t xml:space="preserve">Ответ - чтобы другие пользователи не получали никаких прав на новые файлы нужно выставить umask обнуляющий все разрешения для категорий others.</w:t>
+      </w:r>
+      <w:r>
+        <w:t xml:space="preserve"> </w:t>
+      </w:r>
+      <w:r>
+        <w:t xml:space="preserve">Пример: umask 007</w:t>
+      </w:r>
+    </w:p>
+    <w:p>
+      <w:pPr>
+        <w:pStyle w:val="Compact"/>
+        <w:numPr>
+          <w:ilvl w:val="0"/>
+          <w:numId w:val="1013"/>
+        </w:numPr>
+      </w:pPr>
+      <w:r>
+        <w:t xml:space="preserve">Какая команда гарантирует, что никто не сможет удалить файл myfile случайно?</w:t>
+      </w:r>
+    </w:p>
+    <w:p>
+      <w:pPr>
+        <w:pStyle w:val="FirstParagraph"/>
+      </w:pPr>
+      <w:r>
+        <w:t xml:space="preserve">Ответ команда chattr +i myfile гаранитирует что никто не сможет удалить файл myfile случайно.</w:t>
+      </w:r>
+    </w:p>
+    <w:bookmarkEnd w:id="79"/>
+    <w:bookmarkStart w:id="80" w:name="выводы"/>
     <w:p>
       <w:pPr>
         <w:pStyle w:val="Heading1"/>
@@ -415,10 +1763,10 @@
         <w:pStyle w:val="FirstParagraph"/>
       </w:pPr>
       <w:r>
-        <w:t xml:space="preserve">Я научился оформлять отчёты с помощью легковесного языка разметки Markdown.</w:t>
-      </w:r>
-    </w:p>
-    <w:bookmarkEnd w:id="32"/>
+        <w:t xml:space="preserve">В результате выполнения лабораторной работы я получил опыт работы с настройками базовых и специальных прав доступа для групп пользователей в операционной системе типа linux</w:t>
+      </w:r>
+    </w:p>
+    <w:bookmarkEnd w:id="80"/>
     <w:sectPr/>
   </w:body>
 </w:document>
@@ -525,8 +1873,1248 @@
       </w:pPr>
     </w:lvl>
   </w:abstractNum>
+  <w:abstractNum w:abstractNumId="99411">
+    <w:nsid w:val="00A99411"/>
+    <w:multiLevelType w:val="multilevel"/>
+    <w:lvl w:ilvl="0">
+      <w:start w:val="1"/>
+      <w:numFmt w:val="decimal"/>
+      <w:lvlText w:val="%1."/>
+      <w:lvlJc w:val="left"/>
+      <w:pPr>
+        <w:ind w:left="720" w:hanging="480"/>
+      </w:pPr>
+    </w:lvl>
+    <w:lvl w:ilvl="1">
+      <w:start w:val="1"/>
+      <w:numFmt w:val="decimal"/>
+      <w:lvlText w:val="%2."/>
+      <w:lvlJc w:val="left"/>
+      <w:pPr>
+        <w:ind w:left="1440" w:hanging="480"/>
+      </w:pPr>
+    </w:lvl>
+    <w:lvl w:ilvl="2">
+      <w:start w:val="1"/>
+      <w:numFmt w:val="decimal"/>
+      <w:lvlText w:val="%3."/>
+      <w:lvlJc w:val="left"/>
+      <w:pPr>
+        <w:ind w:left="2160" w:hanging="480"/>
+      </w:pPr>
+    </w:lvl>
+    <w:lvl w:ilvl="3">
+      <w:start w:val="1"/>
+      <w:numFmt w:val="decimal"/>
+      <w:lvlText w:val="%4."/>
+      <w:lvlJc w:val="left"/>
+      <w:pPr>
+        <w:ind w:left="2880" w:hanging="480"/>
+      </w:pPr>
+    </w:lvl>
+    <w:lvl w:ilvl="4">
+      <w:start w:val="1"/>
+      <w:numFmt w:val="decimal"/>
+      <w:lvlText w:val="%5."/>
+      <w:lvlJc w:val="left"/>
+      <w:pPr>
+        <w:ind w:left="3600" w:hanging="480"/>
+      </w:pPr>
+    </w:lvl>
+    <w:lvl w:ilvl="5">
+      <w:start w:val="1"/>
+      <w:numFmt w:val="decimal"/>
+      <w:lvlText w:val="%6."/>
+      <w:lvlJc w:val="left"/>
+      <w:pPr>
+        <w:ind w:left="4320" w:hanging="480"/>
+      </w:pPr>
+    </w:lvl>
+    <w:lvl w:ilvl="6">
+      <w:start w:val="1"/>
+      <w:numFmt w:val="decimal"/>
+      <w:lvlText w:val="%7."/>
+      <w:lvlJc w:val="left"/>
+      <w:pPr>
+        <w:ind w:left="5040" w:hanging="480"/>
+      </w:pPr>
+    </w:lvl>
+    <w:lvl w:ilvl="7">
+      <w:start w:val="1"/>
+      <w:numFmt w:val="decimal"/>
+      <w:lvlText w:val="%8."/>
+      <w:lvlJc w:val="left"/>
+      <w:pPr>
+        <w:ind w:left="5760" w:hanging="480"/>
+      </w:pPr>
+    </w:lvl>
+    <w:lvl w:ilvl="8">
+      <w:start w:val="1"/>
+      <w:numFmt w:val="decimal"/>
+      <w:lvlText w:val="%9."/>
+      <w:lvlJc w:val="left"/>
+      <w:pPr>
+        <w:ind w:left="6480" w:hanging="480"/>
+      </w:pPr>
+    </w:lvl>
+  </w:abstractNum>
+  <w:abstractNum w:abstractNumId="99412">
+    <w:nsid w:val="00A99412"/>
+    <w:multiLevelType w:val="multilevel"/>
+    <w:lvl w:ilvl="0">
+      <w:start w:val="2"/>
+      <w:numFmt w:val="decimal"/>
+      <w:lvlText w:val="%1."/>
+      <w:lvlJc w:val="left"/>
+      <w:pPr>
+        <w:ind w:left="720" w:hanging="480"/>
+      </w:pPr>
+    </w:lvl>
+    <w:lvl w:ilvl="1">
+      <w:start w:val="2"/>
+      <w:numFmt w:val="decimal"/>
+      <w:lvlText w:val="%2."/>
+      <w:lvlJc w:val="left"/>
+      <w:pPr>
+        <w:ind w:left="1440" w:hanging="480"/>
+      </w:pPr>
+    </w:lvl>
+    <w:lvl w:ilvl="2">
+      <w:start w:val="2"/>
+      <w:numFmt w:val="decimal"/>
+      <w:lvlText w:val="%3."/>
+      <w:lvlJc w:val="left"/>
+      <w:pPr>
+        <w:ind w:left="2160" w:hanging="480"/>
+      </w:pPr>
+    </w:lvl>
+    <w:lvl w:ilvl="3">
+      <w:start w:val="2"/>
+      <w:numFmt w:val="decimal"/>
+      <w:lvlText w:val="%4."/>
+      <w:lvlJc w:val="left"/>
+      <w:pPr>
+        <w:ind w:left="2880" w:hanging="480"/>
+      </w:pPr>
+    </w:lvl>
+    <w:lvl w:ilvl="4">
+      <w:start w:val="2"/>
+      <w:numFmt w:val="decimal"/>
+      <w:lvlText w:val="%5."/>
+      <w:lvlJc w:val="left"/>
+      <w:pPr>
+        <w:ind w:left="3600" w:hanging="480"/>
+      </w:pPr>
+    </w:lvl>
+    <w:lvl w:ilvl="5">
+      <w:start w:val="2"/>
+      <w:numFmt w:val="decimal"/>
+      <w:lvlText w:val="%6."/>
+      <w:lvlJc w:val="left"/>
+      <w:pPr>
+        <w:ind w:left="4320" w:hanging="480"/>
+      </w:pPr>
+    </w:lvl>
+    <w:lvl w:ilvl="6">
+      <w:start w:val="2"/>
+      <w:numFmt w:val="decimal"/>
+      <w:lvlText w:val="%7."/>
+      <w:lvlJc w:val="left"/>
+      <w:pPr>
+        <w:ind w:left="5040" w:hanging="480"/>
+      </w:pPr>
+    </w:lvl>
+    <w:lvl w:ilvl="7">
+      <w:start w:val="2"/>
+      <w:numFmt w:val="decimal"/>
+      <w:lvlText w:val="%8."/>
+      <w:lvlJc w:val="left"/>
+      <w:pPr>
+        <w:ind w:left="5760" w:hanging="480"/>
+      </w:pPr>
+    </w:lvl>
+    <w:lvl w:ilvl="8">
+      <w:start w:val="2"/>
+      <w:numFmt w:val="decimal"/>
+      <w:lvlText w:val="%9."/>
+      <w:lvlJc w:val="left"/>
+      <w:pPr>
+        <w:ind w:left="6480" w:hanging="480"/>
+      </w:pPr>
+    </w:lvl>
+  </w:abstractNum>
+  <w:abstractNum w:abstractNumId="99413">
+    <w:nsid w:val="00A99413"/>
+    <w:multiLevelType w:val="multilevel"/>
+    <w:lvl w:ilvl="0">
+      <w:start w:val="3"/>
+      <w:numFmt w:val="decimal"/>
+      <w:lvlText w:val="%1."/>
+      <w:lvlJc w:val="left"/>
+      <w:pPr>
+        <w:ind w:left="720" w:hanging="480"/>
+      </w:pPr>
+    </w:lvl>
+    <w:lvl w:ilvl="1">
+      <w:start w:val="3"/>
+      <w:numFmt w:val="decimal"/>
+      <w:lvlText w:val="%2."/>
+      <w:lvlJc w:val="left"/>
+      <w:pPr>
+        <w:ind w:left="1440" w:hanging="480"/>
+      </w:pPr>
+    </w:lvl>
+    <w:lvl w:ilvl="2">
+      <w:start w:val="3"/>
+      <w:numFmt w:val="decimal"/>
+      <w:lvlText w:val="%3."/>
+      <w:lvlJc w:val="left"/>
+      <w:pPr>
+        <w:ind w:left="2160" w:hanging="480"/>
+      </w:pPr>
+    </w:lvl>
+    <w:lvl w:ilvl="3">
+      <w:start w:val="3"/>
+      <w:numFmt w:val="decimal"/>
+      <w:lvlText w:val="%4."/>
+      <w:lvlJc w:val="left"/>
+      <w:pPr>
+        <w:ind w:left="2880" w:hanging="480"/>
+      </w:pPr>
+    </w:lvl>
+    <w:lvl w:ilvl="4">
+      <w:start w:val="3"/>
+      <w:numFmt w:val="decimal"/>
+      <w:lvlText w:val="%5."/>
+      <w:lvlJc w:val="left"/>
+      <w:pPr>
+        <w:ind w:left="3600" w:hanging="480"/>
+      </w:pPr>
+    </w:lvl>
+    <w:lvl w:ilvl="5">
+      <w:start w:val="3"/>
+      <w:numFmt w:val="decimal"/>
+      <w:lvlText w:val="%6."/>
+      <w:lvlJc w:val="left"/>
+      <w:pPr>
+        <w:ind w:left="4320" w:hanging="480"/>
+      </w:pPr>
+    </w:lvl>
+    <w:lvl w:ilvl="6">
+      <w:start w:val="3"/>
+      <w:numFmt w:val="decimal"/>
+      <w:lvlText w:val="%7."/>
+      <w:lvlJc w:val="left"/>
+      <w:pPr>
+        <w:ind w:left="5040" w:hanging="480"/>
+      </w:pPr>
+    </w:lvl>
+    <w:lvl w:ilvl="7">
+      <w:start w:val="3"/>
+      <w:numFmt w:val="decimal"/>
+      <w:lvlText w:val="%8."/>
+      <w:lvlJc w:val="left"/>
+      <w:pPr>
+        <w:ind w:left="5760" w:hanging="480"/>
+      </w:pPr>
+    </w:lvl>
+    <w:lvl w:ilvl="8">
+      <w:start w:val="3"/>
+      <w:numFmt w:val="decimal"/>
+      <w:lvlText w:val="%9."/>
+      <w:lvlJc w:val="left"/>
+      <w:pPr>
+        <w:ind w:left="6480" w:hanging="480"/>
+      </w:pPr>
+    </w:lvl>
+  </w:abstractNum>
+  <w:abstractNum w:abstractNumId="99414">
+    <w:nsid w:val="00A99414"/>
+    <w:multiLevelType w:val="multilevel"/>
+    <w:lvl w:ilvl="0">
+      <w:start w:val="4"/>
+      <w:numFmt w:val="decimal"/>
+      <w:lvlText w:val="%1."/>
+      <w:lvlJc w:val="left"/>
+      <w:pPr>
+        <w:ind w:left="720" w:hanging="480"/>
+      </w:pPr>
+    </w:lvl>
+    <w:lvl w:ilvl="1">
+      <w:start w:val="4"/>
+      <w:numFmt w:val="decimal"/>
+      <w:lvlText w:val="%2."/>
+      <w:lvlJc w:val="left"/>
+      <w:pPr>
+        <w:ind w:left="1440" w:hanging="480"/>
+      </w:pPr>
+    </w:lvl>
+    <w:lvl w:ilvl="2">
+      <w:start w:val="4"/>
+      <w:numFmt w:val="decimal"/>
+      <w:lvlText w:val="%3."/>
+      <w:lvlJc w:val="left"/>
+      <w:pPr>
+        <w:ind w:left="2160" w:hanging="480"/>
+      </w:pPr>
+    </w:lvl>
+    <w:lvl w:ilvl="3">
+      <w:start w:val="4"/>
+      <w:numFmt w:val="decimal"/>
+      <w:lvlText w:val="%4."/>
+      <w:lvlJc w:val="left"/>
+      <w:pPr>
+        <w:ind w:left="2880" w:hanging="480"/>
+      </w:pPr>
+    </w:lvl>
+    <w:lvl w:ilvl="4">
+      <w:start w:val="4"/>
+      <w:numFmt w:val="decimal"/>
+      <w:lvlText w:val="%5."/>
+      <w:lvlJc w:val="left"/>
+      <w:pPr>
+        <w:ind w:left="3600" w:hanging="480"/>
+      </w:pPr>
+    </w:lvl>
+    <w:lvl w:ilvl="5">
+      <w:start w:val="4"/>
+      <w:numFmt w:val="decimal"/>
+      <w:lvlText w:val="%6."/>
+      <w:lvlJc w:val="left"/>
+      <w:pPr>
+        <w:ind w:left="4320" w:hanging="480"/>
+      </w:pPr>
+    </w:lvl>
+    <w:lvl w:ilvl="6">
+      <w:start w:val="4"/>
+      <w:numFmt w:val="decimal"/>
+      <w:lvlText w:val="%7."/>
+      <w:lvlJc w:val="left"/>
+      <w:pPr>
+        <w:ind w:left="5040" w:hanging="480"/>
+      </w:pPr>
+    </w:lvl>
+    <w:lvl w:ilvl="7">
+      <w:start w:val="4"/>
+      <w:numFmt w:val="decimal"/>
+      <w:lvlText w:val="%8."/>
+      <w:lvlJc w:val="left"/>
+      <w:pPr>
+        <w:ind w:left="5760" w:hanging="480"/>
+      </w:pPr>
+    </w:lvl>
+    <w:lvl w:ilvl="8">
+      <w:start w:val="4"/>
+      <w:numFmt w:val="decimal"/>
+      <w:lvlText w:val="%9."/>
+      <w:lvlJc w:val="left"/>
+      <w:pPr>
+        <w:ind w:left="6480" w:hanging="480"/>
+      </w:pPr>
+    </w:lvl>
+  </w:abstractNum>
+  <w:abstractNum w:abstractNumId="99415">
+    <w:nsid w:val="00A99415"/>
+    <w:multiLevelType w:val="multilevel"/>
+    <w:lvl w:ilvl="0">
+      <w:start w:val="5"/>
+      <w:numFmt w:val="decimal"/>
+      <w:lvlText w:val="%1."/>
+      <w:lvlJc w:val="left"/>
+      <w:pPr>
+        <w:ind w:left="720" w:hanging="480"/>
+      </w:pPr>
+    </w:lvl>
+    <w:lvl w:ilvl="1">
+      <w:start w:val="5"/>
+      <w:numFmt w:val="decimal"/>
+      <w:lvlText w:val="%2."/>
+      <w:lvlJc w:val="left"/>
+      <w:pPr>
+        <w:ind w:left="1440" w:hanging="480"/>
+      </w:pPr>
+    </w:lvl>
+    <w:lvl w:ilvl="2">
+      <w:start w:val="5"/>
+      <w:numFmt w:val="decimal"/>
+      <w:lvlText w:val="%3."/>
+      <w:lvlJc w:val="left"/>
+      <w:pPr>
+        <w:ind w:left="2160" w:hanging="480"/>
+      </w:pPr>
+    </w:lvl>
+    <w:lvl w:ilvl="3">
+      <w:start w:val="5"/>
+      <w:numFmt w:val="decimal"/>
+      <w:lvlText w:val="%4."/>
+      <w:lvlJc w:val="left"/>
+      <w:pPr>
+        <w:ind w:left="2880" w:hanging="480"/>
+      </w:pPr>
+    </w:lvl>
+    <w:lvl w:ilvl="4">
+      <w:start w:val="5"/>
+      <w:numFmt w:val="decimal"/>
+      <w:lvlText w:val="%5."/>
+      <w:lvlJc w:val="left"/>
+      <w:pPr>
+        <w:ind w:left="3600" w:hanging="480"/>
+      </w:pPr>
+    </w:lvl>
+    <w:lvl w:ilvl="5">
+      <w:start w:val="5"/>
+      <w:numFmt w:val="decimal"/>
+      <w:lvlText w:val="%6."/>
+      <w:lvlJc w:val="left"/>
+      <w:pPr>
+        <w:ind w:left="4320" w:hanging="480"/>
+      </w:pPr>
+    </w:lvl>
+    <w:lvl w:ilvl="6">
+      <w:start w:val="5"/>
+      <w:numFmt w:val="decimal"/>
+      <w:lvlText w:val="%7."/>
+      <w:lvlJc w:val="left"/>
+      <w:pPr>
+        <w:ind w:left="5040" w:hanging="480"/>
+      </w:pPr>
+    </w:lvl>
+    <w:lvl w:ilvl="7">
+      <w:start w:val="5"/>
+      <w:numFmt w:val="decimal"/>
+      <w:lvlText w:val="%8."/>
+      <w:lvlJc w:val="left"/>
+      <w:pPr>
+        <w:ind w:left="5760" w:hanging="480"/>
+      </w:pPr>
+    </w:lvl>
+    <w:lvl w:ilvl="8">
+      <w:start w:val="5"/>
+      <w:numFmt w:val="decimal"/>
+      <w:lvlText w:val="%9."/>
+      <w:lvlJc w:val="left"/>
+      <w:pPr>
+        <w:ind w:left="6480" w:hanging="480"/>
+      </w:pPr>
+    </w:lvl>
+  </w:abstractNum>
+  <w:abstractNum w:abstractNumId="99416">
+    <w:nsid w:val="00A99416"/>
+    <w:multiLevelType w:val="multilevel"/>
+    <w:lvl w:ilvl="0">
+      <w:start w:val="6"/>
+      <w:numFmt w:val="decimal"/>
+      <w:lvlText w:val="%1."/>
+      <w:lvlJc w:val="left"/>
+      <w:pPr>
+        <w:ind w:left="720" w:hanging="480"/>
+      </w:pPr>
+    </w:lvl>
+    <w:lvl w:ilvl="1">
+      <w:start w:val="6"/>
+      <w:numFmt w:val="decimal"/>
+      <w:lvlText w:val="%2."/>
+      <w:lvlJc w:val="left"/>
+      <w:pPr>
+        <w:ind w:left="1440" w:hanging="480"/>
+      </w:pPr>
+    </w:lvl>
+    <w:lvl w:ilvl="2">
+      <w:start w:val="6"/>
+      <w:numFmt w:val="decimal"/>
+      <w:lvlText w:val="%3."/>
+      <w:lvlJc w:val="left"/>
+      <w:pPr>
+        <w:ind w:left="2160" w:hanging="480"/>
+      </w:pPr>
+    </w:lvl>
+    <w:lvl w:ilvl="3">
+      <w:start w:val="6"/>
+      <w:numFmt w:val="decimal"/>
+      <w:lvlText w:val="%4."/>
+      <w:lvlJc w:val="left"/>
+      <w:pPr>
+        <w:ind w:left="2880" w:hanging="480"/>
+      </w:pPr>
+    </w:lvl>
+    <w:lvl w:ilvl="4">
+      <w:start w:val="6"/>
+      <w:numFmt w:val="decimal"/>
+      <w:lvlText w:val="%5."/>
+      <w:lvlJc w:val="left"/>
+      <w:pPr>
+        <w:ind w:left="3600" w:hanging="480"/>
+      </w:pPr>
+    </w:lvl>
+    <w:lvl w:ilvl="5">
+      <w:start w:val="6"/>
+      <w:numFmt w:val="decimal"/>
+      <w:lvlText w:val="%6."/>
+      <w:lvlJc w:val="left"/>
+      <w:pPr>
+        <w:ind w:left="4320" w:hanging="480"/>
+      </w:pPr>
+    </w:lvl>
+    <w:lvl w:ilvl="6">
+      <w:start w:val="6"/>
+      <w:numFmt w:val="decimal"/>
+      <w:lvlText w:val="%7."/>
+      <w:lvlJc w:val="left"/>
+      <w:pPr>
+        <w:ind w:left="5040" w:hanging="480"/>
+      </w:pPr>
+    </w:lvl>
+    <w:lvl w:ilvl="7">
+      <w:start w:val="6"/>
+      <w:numFmt w:val="decimal"/>
+      <w:lvlText w:val="%8."/>
+      <w:lvlJc w:val="left"/>
+      <w:pPr>
+        <w:ind w:left="5760" w:hanging="480"/>
+      </w:pPr>
+    </w:lvl>
+    <w:lvl w:ilvl="8">
+      <w:start w:val="6"/>
+      <w:numFmt w:val="decimal"/>
+      <w:lvlText w:val="%9."/>
+      <w:lvlJc w:val="left"/>
+      <w:pPr>
+        <w:ind w:left="6480" w:hanging="480"/>
+      </w:pPr>
+    </w:lvl>
+  </w:abstractNum>
+  <w:abstractNum w:abstractNumId="99417">
+    <w:nsid w:val="00A99417"/>
+    <w:multiLevelType w:val="multilevel"/>
+    <w:lvl w:ilvl="0">
+      <w:start w:val="7"/>
+      <w:numFmt w:val="decimal"/>
+      <w:lvlText w:val="%1."/>
+      <w:lvlJc w:val="left"/>
+      <w:pPr>
+        <w:ind w:left="720" w:hanging="480"/>
+      </w:pPr>
+    </w:lvl>
+    <w:lvl w:ilvl="1">
+      <w:start w:val="7"/>
+      <w:numFmt w:val="decimal"/>
+      <w:lvlText w:val="%2."/>
+      <w:lvlJc w:val="left"/>
+      <w:pPr>
+        <w:ind w:left="1440" w:hanging="480"/>
+      </w:pPr>
+    </w:lvl>
+    <w:lvl w:ilvl="2">
+      <w:start w:val="7"/>
+      <w:numFmt w:val="decimal"/>
+      <w:lvlText w:val="%3."/>
+      <w:lvlJc w:val="left"/>
+      <w:pPr>
+        <w:ind w:left="2160" w:hanging="480"/>
+      </w:pPr>
+    </w:lvl>
+    <w:lvl w:ilvl="3">
+      <w:start w:val="7"/>
+      <w:numFmt w:val="decimal"/>
+      <w:lvlText w:val="%4."/>
+      <w:lvlJc w:val="left"/>
+      <w:pPr>
+        <w:ind w:left="2880" w:hanging="480"/>
+      </w:pPr>
+    </w:lvl>
+    <w:lvl w:ilvl="4">
+      <w:start w:val="7"/>
+      <w:numFmt w:val="decimal"/>
+      <w:lvlText w:val="%5."/>
+      <w:lvlJc w:val="left"/>
+      <w:pPr>
+        <w:ind w:left="3600" w:hanging="480"/>
+      </w:pPr>
+    </w:lvl>
+    <w:lvl w:ilvl="5">
+      <w:start w:val="7"/>
+      <w:numFmt w:val="decimal"/>
+      <w:lvlText w:val="%6."/>
+      <w:lvlJc w:val="left"/>
+      <w:pPr>
+        <w:ind w:left="4320" w:hanging="480"/>
+      </w:pPr>
+    </w:lvl>
+    <w:lvl w:ilvl="6">
+      <w:start w:val="7"/>
+      <w:numFmt w:val="decimal"/>
+      <w:lvlText w:val="%7."/>
+      <w:lvlJc w:val="left"/>
+      <w:pPr>
+        <w:ind w:left="5040" w:hanging="480"/>
+      </w:pPr>
+    </w:lvl>
+    <w:lvl w:ilvl="7">
+      <w:start w:val="7"/>
+      <w:numFmt w:val="decimal"/>
+      <w:lvlText w:val="%8."/>
+      <w:lvlJc w:val="left"/>
+      <w:pPr>
+        <w:ind w:left="5760" w:hanging="480"/>
+      </w:pPr>
+    </w:lvl>
+    <w:lvl w:ilvl="8">
+      <w:start w:val="7"/>
+      <w:numFmt w:val="decimal"/>
+      <w:lvlText w:val="%9."/>
+      <w:lvlJc w:val="left"/>
+      <w:pPr>
+        <w:ind w:left="6480" w:hanging="480"/>
+      </w:pPr>
+    </w:lvl>
+  </w:abstractNum>
+  <w:abstractNum w:abstractNumId="99418">
+    <w:nsid w:val="00A99418"/>
+    <w:multiLevelType w:val="multilevel"/>
+    <w:lvl w:ilvl="0">
+      <w:start w:val="8"/>
+      <w:numFmt w:val="decimal"/>
+      <w:lvlText w:val="%1."/>
+      <w:lvlJc w:val="left"/>
+      <w:pPr>
+        <w:ind w:left="720" w:hanging="480"/>
+      </w:pPr>
+    </w:lvl>
+    <w:lvl w:ilvl="1">
+      <w:start w:val="8"/>
+      <w:numFmt w:val="decimal"/>
+      <w:lvlText w:val="%2."/>
+      <w:lvlJc w:val="left"/>
+      <w:pPr>
+        <w:ind w:left="1440" w:hanging="480"/>
+      </w:pPr>
+    </w:lvl>
+    <w:lvl w:ilvl="2">
+      <w:start w:val="8"/>
+      <w:numFmt w:val="decimal"/>
+      <w:lvlText w:val="%3."/>
+      <w:lvlJc w:val="left"/>
+      <w:pPr>
+        <w:ind w:left="2160" w:hanging="480"/>
+      </w:pPr>
+    </w:lvl>
+    <w:lvl w:ilvl="3">
+      <w:start w:val="8"/>
+      <w:numFmt w:val="decimal"/>
+      <w:lvlText w:val="%4."/>
+      <w:lvlJc w:val="left"/>
+      <w:pPr>
+        <w:ind w:left="2880" w:hanging="480"/>
+      </w:pPr>
+    </w:lvl>
+    <w:lvl w:ilvl="4">
+      <w:start w:val="8"/>
+      <w:numFmt w:val="decimal"/>
+      <w:lvlText w:val="%5."/>
+      <w:lvlJc w:val="left"/>
+      <w:pPr>
+        <w:ind w:left="3600" w:hanging="480"/>
+      </w:pPr>
+    </w:lvl>
+    <w:lvl w:ilvl="5">
+      <w:start w:val="8"/>
+      <w:numFmt w:val="decimal"/>
+      <w:lvlText w:val="%6."/>
+      <w:lvlJc w:val="left"/>
+      <w:pPr>
+        <w:ind w:left="4320" w:hanging="480"/>
+      </w:pPr>
+    </w:lvl>
+    <w:lvl w:ilvl="6">
+      <w:start w:val="8"/>
+      <w:numFmt w:val="decimal"/>
+      <w:lvlText w:val="%7."/>
+      <w:lvlJc w:val="left"/>
+      <w:pPr>
+        <w:ind w:left="5040" w:hanging="480"/>
+      </w:pPr>
+    </w:lvl>
+    <w:lvl w:ilvl="7">
+      <w:start w:val="8"/>
+      <w:numFmt w:val="decimal"/>
+      <w:lvlText w:val="%8."/>
+      <w:lvlJc w:val="left"/>
+      <w:pPr>
+        <w:ind w:left="5760" w:hanging="480"/>
+      </w:pPr>
+    </w:lvl>
+    <w:lvl w:ilvl="8">
+      <w:start w:val="8"/>
+      <w:numFmt w:val="decimal"/>
+      <w:lvlText w:val="%9."/>
+      <w:lvlJc w:val="left"/>
+      <w:pPr>
+        <w:ind w:left="6480" w:hanging="480"/>
+      </w:pPr>
+    </w:lvl>
+  </w:abstractNum>
+  <w:abstractNum w:abstractNumId="99419">
+    <w:nsid w:val="00A99419"/>
+    <w:multiLevelType w:val="multilevel"/>
+    <w:lvl w:ilvl="0">
+      <w:start w:val="9"/>
+      <w:numFmt w:val="decimal"/>
+      <w:lvlText w:val="%1."/>
+      <w:lvlJc w:val="left"/>
+      <w:pPr>
+        <w:ind w:left="720" w:hanging="480"/>
+      </w:pPr>
+    </w:lvl>
+    <w:lvl w:ilvl="1">
+      <w:start w:val="9"/>
+      <w:numFmt w:val="decimal"/>
+      <w:lvlText w:val="%2."/>
+      <w:lvlJc w:val="left"/>
+      <w:pPr>
+        <w:ind w:left="1440" w:hanging="480"/>
+      </w:pPr>
+    </w:lvl>
+    <w:lvl w:ilvl="2">
+      <w:start w:val="9"/>
+      <w:numFmt w:val="decimal"/>
+      <w:lvlText w:val="%3."/>
+      <w:lvlJc w:val="left"/>
+      <w:pPr>
+        <w:ind w:left="2160" w:hanging="480"/>
+      </w:pPr>
+    </w:lvl>
+    <w:lvl w:ilvl="3">
+      <w:start w:val="9"/>
+      <w:numFmt w:val="decimal"/>
+      <w:lvlText w:val="%4."/>
+      <w:lvlJc w:val="left"/>
+      <w:pPr>
+        <w:ind w:left="2880" w:hanging="480"/>
+      </w:pPr>
+    </w:lvl>
+    <w:lvl w:ilvl="4">
+      <w:start w:val="9"/>
+      <w:numFmt w:val="decimal"/>
+      <w:lvlText w:val="%5."/>
+      <w:lvlJc w:val="left"/>
+      <w:pPr>
+        <w:ind w:left="3600" w:hanging="480"/>
+      </w:pPr>
+    </w:lvl>
+    <w:lvl w:ilvl="5">
+      <w:start w:val="9"/>
+      <w:numFmt w:val="decimal"/>
+      <w:lvlText w:val="%6."/>
+      <w:lvlJc w:val="left"/>
+      <w:pPr>
+        <w:ind w:left="4320" w:hanging="480"/>
+      </w:pPr>
+    </w:lvl>
+    <w:lvl w:ilvl="6">
+      <w:start w:val="9"/>
+      <w:numFmt w:val="decimal"/>
+      <w:lvlText w:val="%7."/>
+      <w:lvlJc w:val="left"/>
+      <w:pPr>
+        <w:ind w:left="5040" w:hanging="480"/>
+      </w:pPr>
+    </w:lvl>
+    <w:lvl w:ilvl="7">
+      <w:start w:val="9"/>
+      <w:numFmt w:val="decimal"/>
+      <w:lvlText w:val="%8."/>
+      <w:lvlJc w:val="left"/>
+      <w:pPr>
+        <w:ind w:left="5760" w:hanging="480"/>
+      </w:pPr>
+    </w:lvl>
+    <w:lvl w:ilvl="8">
+      <w:start w:val="9"/>
+      <w:numFmt w:val="decimal"/>
+      <w:lvlText w:val="%9."/>
+      <w:lvlJc w:val="left"/>
+      <w:pPr>
+        <w:ind w:left="6480" w:hanging="480"/>
+      </w:pPr>
+    </w:lvl>
+  </w:abstractNum>
+  <w:abstractNum w:abstractNumId="994110">
+    <w:nsid w:val="0A994110"/>
+    <w:multiLevelType w:val="multilevel"/>
+    <w:lvl w:ilvl="0">
+      <w:start w:val="10"/>
+      <w:numFmt w:val="decimal"/>
+      <w:lvlText w:val="%1."/>
+      <w:lvlJc w:val="left"/>
+      <w:pPr>
+        <w:ind w:left="720" w:hanging="480"/>
+      </w:pPr>
+    </w:lvl>
+    <w:lvl w:ilvl="1">
+      <w:start w:val="10"/>
+      <w:numFmt w:val="decimal"/>
+      <w:lvlText w:val="%2."/>
+      <w:lvlJc w:val="left"/>
+      <w:pPr>
+        <w:ind w:left="1440" w:hanging="480"/>
+      </w:pPr>
+    </w:lvl>
+    <w:lvl w:ilvl="2">
+      <w:start w:val="10"/>
+      <w:numFmt w:val="decimal"/>
+      <w:lvlText w:val="%3."/>
+      <w:lvlJc w:val="left"/>
+      <w:pPr>
+        <w:ind w:left="2160" w:hanging="480"/>
+      </w:pPr>
+    </w:lvl>
+    <w:lvl w:ilvl="3">
+      <w:start w:val="10"/>
+      <w:numFmt w:val="decimal"/>
+      <w:lvlText w:val="%4."/>
+      <w:lvlJc w:val="left"/>
+      <w:pPr>
+        <w:ind w:left="2880" w:hanging="480"/>
+      </w:pPr>
+    </w:lvl>
+    <w:lvl w:ilvl="4">
+      <w:start w:val="10"/>
+      <w:numFmt w:val="decimal"/>
+      <w:lvlText w:val="%5."/>
+      <w:lvlJc w:val="left"/>
+      <w:pPr>
+        <w:ind w:left="3600" w:hanging="480"/>
+      </w:pPr>
+    </w:lvl>
+    <w:lvl w:ilvl="5">
+      <w:start w:val="10"/>
+      <w:numFmt w:val="decimal"/>
+      <w:lvlText w:val="%6."/>
+      <w:lvlJc w:val="left"/>
+      <w:pPr>
+        <w:ind w:left="4320" w:hanging="480"/>
+      </w:pPr>
+    </w:lvl>
+    <w:lvl w:ilvl="6">
+      <w:start w:val="10"/>
+      <w:numFmt w:val="decimal"/>
+      <w:lvlText w:val="%7."/>
+      <w:lvlJc w:val="left"/>
+      <w:pPr>
+        <w:ind w:left="5040" w:hanging="480"/>
+      </w:pPr>
+    </w:lvl>
+    <w:lvl w:ilvl="7">
+      <w:start w:val="10"/>
+      <w:numFmt w:val="decimal"/>
+      <w:lvlText w:val="%8."/>
+      <w:lvlJc w:val="left"/>
+      <w:pPr>
+        <w:ind w:left="5760" w:hanging="480"/>
+      </w:pPr>
+    </w:lvl>
+    <w:lvl w:ilvl="8">
+      <w:start w:val="10"/>
+      <w:numFmt w:val="decimal"/>
+      <w:lvlText w:val="%9."/>
+      <w:lvlJc w:val="left"/>
+      <w:pPr>
+        <w:ind w:left="6480" w:hanging="480"/>
+      </w:pPr>
+    </w:lvl>
+  </w:abstractNum>
   <w:num w:numId="1000">
     <w:abstractNumId w:val="990"/>
+  </w:num>
+  <w:num w:numId="1001">
+    <w:abstractNumId w:val="99411"/>
+    <w:lvlOverride w:ilvl="0">
+      <w:startOverride w:val="1"/>
+    </w:lvlOverride>
+    <w:lvlOverride w:ilvl="1">
+      <w:startOverride w:val="1"/>
+    </w:lvlOverride>
+    <w:lvlOverride w:ilvl="2">
+      <w:startOverride w:val="1"/>
+    </w:lvlOverride>
+    <w:lvlOverride w:ilvl="3">
+      <w:startOverride w:val="1"/>
+    </w:lvlOverride>
+    <w:lvlOverride w:ilvl="4">
+      <w:startOverride w:val="1"/>
+    </w:lvlOverride>
+    <w:lvlOverride w:ilvl="5">
+      <w:startOverride w:val="1"/>
+    </w:lvlOverride>
+    <w:lvlOverride w:ilvl="6">
+      <w:startOverride w:val="1"/>
+    </w:lvlOverride>
+    <w:lvlOverride w:ilvl="7">
+      <w:startOverride w:val="1"/>
+    </w:lvlOverride>
+    <w:lvlOverride w:ilvl="8">
+      <w:startOverride w:val="1"/>
+    </w:lvlOverride>
+  </w:num>
+  <w:num w:numId="1002">
+    <w:abstractNumId w:val="99411"/>
+    <w:lvlOverride w:ilvl="0">
+      <w:startOverride w:val="1"/>
+    </w:lvlOverride>
+    <w:lvlOverride w:ilvl="1">
+      <w:startOverride w:val="1"/>
+    </w:lvlOverride>
+    <w:lvlOverride w:ilvl="2">
+      <w:startOverride w:val="1"/>
+    </w:lvlOverride>
+    <w:lvlOverride w:ilvl="3">
+      <w:startOverride w:val="1"/>
+    </w:lvlOverride>
+    <w:lvlOverride w:ilvl="4">
+      <w:startOverride w:val="1"/>
+    </w:lvlOverride>
+    <w:lvlOverride w:ilvl="5">
+      <w:startOverride w:val="1"/>
+    </w:lvlOverride>
+    <w:lvlOverride w:ilvl="6">
+      <w:startOverride w:val="1"/>
+    </w:lvlOverride>
+    <w:lvlOverride w:ilvl="7">
+      <w:startOverride w:val="1"/>
+    </w:lvlOverride>
+    <w:lvlOverride w:ilvl="8">
+      <w:startOverride w:val="1"/>
+    </w:lvlOverride>
+  </w:num>
+  <w:num w:numId="1003">
+    <w:abstractNumId w:val="99411"/>
+    <w:lvlOverride w:ilvl="0">
+      <w:startOverride w:val="1"/>
+    </w:lvlOverride>
+    <w:lvlOverride w:ilvl="1">
+      <w:startOverride w:val="1"/>
+    </w:lvlOverride>
+    <w:lvlOverride w:ilvl="2">
+      <w:startOverride w:val="1"/>
+    </w:lvlOverride>
+    <w:lvlOverride w:ilvl="3">
+      <w:startOverride w:val="1"/>
+    </w:lvlOverride>
+    <w:lvlOverride w:ilvl="4">
+      <w:startOverride w:val="1"/>
+    </w:lvlOverride>
+    <w:lvlOverride w:ilvl="5">
+      <w:startOverride w:val="1"/>
+    </w:lvlOverride>
+    <w:lvlOverride w:ilvl="6">
+      <w:startOverride w:val="1"/>
+    </w:lvlOverride>
+    <w:lvlOverride w:ilvl="7">
+      <w:startOverride w:val="1"/>
+    </w:lvlOverride>
+    <w:lvlOverride w:ilvl="8">
+      <w:startOverride w:val="1"/>
+    </w:lvlOverride>
+  </w:num>
+  <w:num w:numId="1004">
+    <w:abstractNumId w:val="99411"/>
+    <w:lvlOverride w:ilvl="0">
+      <w:startOverride w:val="1"/>
+    </w:lvlOverride>
+    <w:lvlOverride w:ilvl="1">
+      <w:startOverride w:val="1"/>
+    </w:lvlOverride>
+    <w:lvlOverride w:ilvl="2">
+      <w:startOverride w:val="1"/>
+    </w:lvlOverride>
+    <w:lvlOverride w:ilvl="3">
+      <w:startOverride w:val="1"/>
+    </w:lvlOverride>
+    <w:lvlOverride w:ilvl="4">
+      <w:startOverride w:val="1"/>
+    </w:lvlOverride>
+    <w:lvlOverride w:ilvl="5">
+      <w:startOverride w:val="1"/>
+    </w:lvlOverride>
+    <w:lvlOverride w:ilvl="6">
+      <w:startOverride w:val="1"/>
+    </w:lvlOverride>
+    <w:lvlOverride w:ilvl="7">
+      <w:startOverride w:val="1"/>
+    </w:lvlOverride>
+    <w:lvlOverride w:ilvl="8">
+      <w:startOverride w:val="1"/>
+    </w:lvlOverride>
+  </w:num>
+  <w:num w:numId="1005">
+    <w:abstractNumId w:val="99412"/>
+    <w:lvlOverride w:ilvl="0">
+      <w:startOverride w:val="2"/>
+    </w:lvlOverride>
+    <w:lvlOverride w:ilvl="1">
+      <w:startOverride w:val="2"/>
+    </w:lvlOverride>
+    <w:lvlOverride w:ilvl="2">
+      <w:startOverride w:val="2"/>
+    </w:lvlOverride>
+    <w:lvlOverride w:ilvl="3">
+      <w:startOverride w:val="2"/>
+    </w:lvlOverride>
+    <w:lvlOverride w:ilvl="4">
+      <w:startOverride w:val="2"/>
+    </w:lvlOverride>
+    <w:lvlOverride w:ilvl="5">
+      <w:startOverride w:val="2"/>
+    </w:lvlOverride>
+    <w:lvlOverride w:ilvl="6">
+      <w:startOverride w:val="2"/>
+    </w:lvlOverride>
+    <w:lvlOverride w:ilvl="7">
+      <w:startOverride w:val="2"/>
+    </w:lvlOverride>
+    <w:lvlOverride w:ilvl="8">
+      <w:startOverride w:val="2"/>
+    </w:lvlOverride>
+  </w:num>
+  <w:num w:numId="1006">
+    <w:abstractNumId w:val="99413"/>
+    <w:lvlOverride w:ilvl="0">
+      <w:startOverride w:val="3"/>
+    </w:lvlOverride>
+    <w:lvlOverride w:ilvl="1">
+      <w:startOverride w:val="3"/>
+    </w:lvlOverride>
+    <w:lvlOverride w:ilvl="2">
+      <w:startOverride w:val="3"/>
+    </w:lvlOverride>
+    <w:lvlOverride w:ilvl="3">
+      <w:startOverride w:val="3"/>
+    </w:lvlOverride>
+    <w:lvlOverride w:ilvl="4">
+      <w:startOverride w:val="3"/>
+    </w:lvlOverride>
+    <w:lvlOverride w:ilvl="5">
+      <w:startOverride w:val="3"/>
+    </w:lvlOverride>
+    <w:lvlOverride w:ilvl="6">
+      <w:startOverride w:val="3"/>
+    </w:lvlOverride>
+    <w:lvlOverride w:ilvl="7">
+      <w:startOverride w:val="3"/>
+    </w:lvlOverride>
+    <w:lvlOverride w:ilvl="8">
+      <w:startOverride w:val="3"/>
+    </w:lvlOverride>
+  </w:num>
+  <w:num w:numId="1007">
+    <w:abstractNumId w:val="99414"/>
+    <w:lvlOverride w:ilvl="0">
+      <w:startOverride w:val="4"/>
+    </w:lvlOverride>
+    <w:lvlOverride w:ilvl="1">
+      <w:startOverride w:val="4"/>
+    </w:lvlOverride>
+    <w:lvlOverride w:ilvl="2">
+      <w:startOverride w:val="4"/>
+    </w:lvlOverride>
+    <w:lvlOverride w:ilvl="3">
+      <w:startOverride w:val="4"/>
+    </w:lvlOverride>
+    <w:lvlOverride w:ilvl="4">
+      <w:startOverride w:val="4"/>
+    </w:lvlOverride>
+    <w:lvlOverride w:ilvl="5">
+      <w:startOverride w:val="4"/>
+    </w:lvlOverride>
+    <w:lvlOverride w:ilvl="6">
+      <w:startOverride w:val="4"/>
+    </w:lvlOverride>
+    <w:lvlOverride w:ilvl="7">
+      <w:startOverride w:val="4"/>
+    </w:lvlOverride>
+    <w:lvlOverride w:ilvl="8">
+      <w:startOverride w:val="4"/>
+    </w:lvlOverride>
+  </w:num>
+  <w:num w:numId="1008">
+    <w:abstractNumId w:val="99415"/>
+    <w:lvlOverride w:ilvl="0">
+      <w:startOverride w:val="5"/>
+    </w:lvlOverride>
+    <w:lvlOverride w:ilvl="1">
+      <w:startOverride w:val="5"/>
+    </w:lvlOverride>
+    <w:lvlOverride w:ilvl="2">
+      <w:startOverride w:val="5"/>
+    </w:lvlOverride>
+    <w:lvlOverride w:ilvl="3">
+      <w:startOverride w:val="5"/>
+    </w:lvlOverride>
+    <w:lvlOverride w:ilvl="4">
+      <w:startOverride w:val="5"/>
+    </w:lvlOverride>
+    <w:lvlOverride w:ilvl="5">
+      <w:startOverride w:val="5"/>
+    </w:lvlOverride>
+    <w:lvlOverride w:ilvl="6">
+      <w:startOverride w:val="5"/>
+    </w:lvlOverride>
+    <w:lvlOverride w:ilvl="7">
+      <w:startOverride w:val="5"/>
+    </w:lvlOverride>
+    <w:lvlOverride w:ilvl="8">
+      <w:startOverride w:val="5"/>
+    </w:lvlOverride>
+  </w:num>
+  <w:num w:numId="1009">
+    <w:abstractNumId w:val="99416"/>
+    <w:lvlOverride w:ilvl="0">
+      <w:startOverride w:val="6"/>
+    </w:lvlOverride>
+    <w:lvlOverride w:ilvl="1">
+      <w:startOverride w:val="6"/>
+    </w:lvlOverride>
+    <w:lvlOverride w:ilvl="2">
+      <w:startOverride w:val="6"/>
+    </w:lvlOverride>
+    <w:lvlOverride w:ilvl="3">
+      <w:startOverride w:val="6"/>
+    </w:lvlOverride>
+    <w:lvlOverride w:ilvl="4">
+      <w:startOverride w:val="6"/>
+    </w:lvlOverride>
+    <w:lvlOverride w:ilvl="5">
+      <w:startOverride w:val="6"/>
+    </w:lvlOverride>
+    <w:lvlOverride w:ilvl="6">
+      <w:startOverride w:val="6"/>
+    </w:lvlOverride>
+    <w:lvlOverride w:ilvl="7">
+      <w:startOverride w:val="6"/>
+    </w:lvlOverride>
+    <w:lvlOverride w:ilvl="8">
+      <w:startOverride w:val="6"/>
+    </w:lvlOverride>
+  </w:num>
+  <w:num w:numId="1010">
+    <w:abstractNumId w:val="99417"/>
+    <w:lvlOverride w:ilvl="0">
+      <w:startOverride w:val="7"/>
+    </w:lvlOverride>
+    <w:lvlOverride w:ilvl="1">
+      <w:startOverride w:val="7"/>
+    </w:lvlOverride>
+    <w:lvlOverride w:ilvl="2">
+      <w:startOverride w:val="7"/>
+    </w:lvlOverride>
+    <w:lvlOverride w:ilvl="3">
+      <w:startOverride w:val="7"/>
+    </w:lvlOverride>
+    <w:lvlOverride w:ilvl="4">
+      <w:startOverride w:val="7"/>
+    </w:lvlOverride>
+    <w:lvlOverride w:ilvl="5">
+      <w:startOverride w:val="7"/>
+    </w:lvlOverride>
+    <w:lvlOverride w:ilvl="6">
+      <w:startOverride w:val="7"/>
+    </w:lvlOverride>
+    <w:lvlOverride w:ilvl="7">
+      <w:startOverride w:val="7"/>
+    </w:lvlOverride>
+    <w:lvlOverride w:ilvl="8">
+      <w:startOverride w:val="7"/>
+    </w:lvlOverride>
+  </w:num>
+  <w:num w:numId="1011">
+    <w:abstractNumId w:val="99418"/>
+    <w:lvlOverride w:ilvl="0">
+      <w:startOverride w:val="8"/>
+    </w:lvlOverride>
+    <w:lvlOverride w:ilvl="1">
+      <w:startOverride w:val="8"/>
+    </w:lvlOverride>
+    <w:lvlOverride w:ilvl="2">
+      <w:startOverride w:val="8"/>
+    </w:lvlOverride>
+    <w:lvlOverride w:ilvl="3">
+      <w:startOverride w:val="8"/>
+    </w:lvlOverride>
+    <w:lvlOverride w:ilvl="4">
+      <w:startOverride w:val="8"/>
+    </w:lvlOverride>
+    <w:lvlOverride w:ilvl="5">
+      <w:startOverride w:val="8"/>
+    </w:lvlOverride>
+    <w:lvlOverride w:ilvl="6">
+      <w:startOverride w:val="8"/>
+    </w:lvlOverride>
+    <w:lvlOverride w:ilvl="7">
+      <w:startOverride w:val="8"/>
+    </w:lvlOverride>
+    <w:lvlOverride w:ilvl="8">
+      <w:startOverride w:val="8"/>
+    </w:lvlOverride>
+  </w:num>
+  <w:num w:numId="1012">
+    <w:abstractNumId w:val="99419"/>
+    <w:lvlOverride w:ilvl="0">
+      <w:startOverride w:val="9"/>
+    </w:lvlOverride>
+    <w:lvlOverride w:ilvl="1">
+      <w:startOverride w:val="9"/>
+    </w:lvlOverride>
+    <w:lvlOverride w:ilvl="2">
+      <w:startOverride w:val="9"/>
+    </w:lvlOverride>
+    <w:lvlOverride w:ilvl="3">
+      <w:startOverride w:val="9"/>
+    </w:lvlOverride>
+    <w:lvlOverride w:ilvl="4">
+      <w:startOverride w:val="9"/>
+    </w:lvlOverride>
+    <w:lvlOverride w:ilvl="5">
+      <w:startOverride w:val="9"/>
+    </w:lvlOverride>
+    <w:lvlOverride w:ilvl="6">
+      <w:startOverride w:val="9"/>
+    </w:lvlOverride>
+    <w:lvlOverride w:ilvl="7">
+      <w:startOverride w:val="9"/>
+    </w:lvlOverride>
+    <w:lvlOverride w:ilvl="8">
+      <w:startOverride w:val="9"/>
+    </w:lvlOverride>
+  </w:num>
+  <w:num w:numId="1013">
+    <w:abstractNumId w:val="994110"/>
+    <w:lvlOverride w:ilvl="0">
+      <w:startOverride w:val="10"/>
+    </w:lvlOverride>
+    <w:lvlOverride w:ilvl="1">
+      <w:startOverride w:val="10"/>
+    </w:lvlOverride>
+    <w:lvlOverride w:ilvl="2">
+      <w:startOverride w:val="10"/>
+    </w:lvlOverride>
+    <w:lvlOverride w:ilvl="3">
+      <w:startOverride w:val="10"/>
+    </w:lvlOverride>
+    <w:lvlOverride w:ilvl="4">
+      <w:startOverride w:val="10"/>
+    </w:lvlOverride>
+    <w:lvlOverride w:ilvl="5">
+      <w:startOverride w:val="10"/>
+    </w:lvlOverride>
+    <w:lvlOverride w:ilvl="6">
+      <w:startOverride w:val="10"/>
+    </w:lvlOverride>
+    <w:lvlOverride w:ilvl="7">
+      <w:startOverride w:val="10"/>
+    </w:lvlOverride>
+    <w:lvlOverride w:ilvl="8">
+      <w:startOverride w:val="10"/>
+    </w:lvlOverride>
   </w:num>
 </w:numbering>
 </file>
